--- a/assets/docs/CV_Martin_Hutka_SK_WEB_V2.docx
+++ b/assets/docs/CV_Martin_Hutka_SK_WEB_V2.docx
@@ -1099,6 +1099,93 @@
           <w:sz w:val="20"/>
           <w:szCs w:val="20"/>
         </w:rPr>
+        <w:t xml:space="preserve">Investičná kalkulačka</w:t>
+      </w:r>
+      <w:r>
+        <w:rPr>
+          <w:color w:val="595959"/>
+          <w:sz w:val="18"/>
+          <w:szCs w:val="18"/>
+        </w:rPr>
+        <w:t xml:space="preserve">   |   zverejnené</w:t>
+      </w:r>
+      <w:r/>
+    </w:p>
+    <w:p>
+      <w:pPr>
+        <w:pBdr/>
+        <w:spacing w:after="40"/>
+        <w:ind/>
+        <w:rPr/>
+      </w:pPr>
+      <w:r>
+        <w:rPr>
+          <w:i/>
+          <w:iCs/>
+          <w:color w:val="595959"/>
+          <w:sz w:val="18"/>
+          <w:szCs w:val="18"/>
+        </w:rPr>
+        <w:t xml:space="preserve">HTML, CSS, JavaScript, GitHub Pages</w:t>
+      </w:r>
+      <w:r/>
+    </w:p>
+    <w:p>
+      <w:pPr>
+        <w:pStyle w:val="713"/>
+        <w:numPr>
+          <w:ilvl w:val="0"/>
+          <w:numId w:val="1"/>
+        </w:numPr>
+        <w:pBdr/>
+        <w:spacing w:after="20"/>
+        <w:ind/>
+        <w:rPr/>
+      </w:pPr>
+      <w:r>
+        <w:rPr>
+          <w:sz w:val="18"/>
+          <w:szCs w:val="18"/>
+        </w:rPr>
+        <w:t xml:space="preserve">výpočet zloženého úročenia s infláciou, rizikové profily a ETF odporúčania</w:t>
+      </w:r>
+      <w:r/>
+    </w:p>
+    <w:p>
+      <w:pPr>
+        <w:pStyle w:val="713"/>
+        <w:numPr>
+          <w:ilvl w:val="0"/>
+          <w:numId w:val="1"/>
+        </w:numPr>
+        <w:pBdr/>
+        <w:spacing w:after="20"/>
+        <w:ind/>
+        <w:rPr/>
+      </w:pPr>
+      <w:r>
+        <w:rPr>
+          <w:sz w:val="18"/>
+          <w:szCs w:val="18"/>
+        </w:rPr>
+        <w:t xml:space="preserve">porovnanie brokerov, dostupná v 5 jazykoch (SK, CZ, EN, HU, PL)</w:t>
+      </w:r>
+      <w:r/>
+    </w:p>
+    <w:p>
+      <w:pPr>
+        <w:pBdr/>
+        <w:spacing w:after="0" w:before="100"/>
+        <w:ind/>
+        <w:rPr/>
+      </w:pPr>
+      <w:r>
+        <w:rPr>
+          <w:b/>
+          <w:bCs/>
+          <w:sz w:val="20"/>
+          <w:szCs w:val="20"/>
+        </w:rPr>
         <w:t xml:space="preserve">Rezervačný systém pre komerčné služby</w:t>
       </w:r>
       <w:r>
@@ -1190,222 +1277,6 @@
           <w:szCs w:val="18"/>
         </w:rPr>
         <w:t xml:space="preserve">aktivácia a deaktivácia služieb, používateľské aj administrátorské rozhranie</w:t>
-      </w:r>
-      <w:r/>
-    </w:p>
-    <w:p>
-      <w:pPr>
-        <w:pBdr/>
-        <w:spacing w:after="0" w:before="100"/>
-        <w:ind/>
-        <w:rPr/>
-      </w:pPr>
-      <w:r>
-        <w:rPr>
-          <w:b/>
-          <w:bCs/>
-          <w:sz w:val="20"/>
-          <w:szCs w:val="20"/>
-        </w:rPr>
-        <w:t xml:space="preserve">Žiacka knižka — webová aplikácia</w:t>
-      </w:r>
-      <w:r>
-        <w:rPr>
-          <w:color w:val="595959"/>
-          <w:sz w:val="18"/>
-          <w:szCs w:val="18"/>
-        </w:rPr>
-        <w:t xml:space="preserve">   |   funkčné demo</w:t>
-      </w:r>
-      <w:r/>
-    </w:p>
-    <w:p>
-      <w:pPr>
-        <w:pBdr/>
-        <w:spacing w:after="40"/>
-        <w:ind/>
-        <w:rPr/>
-      </w:pPr>
-      <w:r>
-        <w:rPr>
-          <w:i/>
-          <w:iCs/>
-          <w:color w:val="595959"/>
-          <w:sz w:val="18"/>
-          <w:szCs w:val="18"/>
-        </w:rPr>
-        <w:t xml:space="preserve">Node.js, Express, MySQL, Docker</w:t>
-      </w:r>
-      <w:r/>
-    </w:p>
-    <w:p>
-      <w:pPr>
-        <w:pStyle w:val="713"/>
-        <w:numPr>
-          <w:ilvl w:val="0"/>
-          <w:numId w:val="1"/>
-        </w:numPr>
-        <w:pBdr/>
-        <w:spacing w:after="20"/>
-        <w:ind/>
-        <w:rPr/>
-      </w:pPr>
-      <w:r>
-        <w:rPr>
-          <w:sz w:val="18"/>
-          <w:szCs w:val="18"/>
-        </w:rPr>
-        <w:t xml:space="preserve">viacrolová aplikácia (admin, učiteľ, žiak)</w:t>
-      </w:r>
-      <w:r/>
-    </w:p>
-    <w:p>
-      <w:pPr>
-        <w:pStyle w:val="713"/>
-        <w:numPr>
-          <w:ilvl w:val="0"/>
-          <w:numId w:val="1"/>
-        </w:numPr>
-        <w:pBdr/>
-        <w:spacing w:after="20"/>
-        <w:ind/>
-        <w:rPr/>
-      </w:pPr>
-      <w:r>
-        <w:rPr>
-          <w:sz w:val="18"/>
-          <w:szCs w:val="18"/>
-        </w:rPr>
-        <w:t xml:space="preserve">správa používateľov, tried, predmetov a známok</w:t>
-      </w:r>
-      <w:r/>
-    </w:p>
-    <w:p>
-      <w:pPr>
-        <w:pStyle w:val="713"/>
-        <w:numPr>
-          <w:ilvl w:val="0"/>
-          <w:numId w:val="1"/>
-        </w:numPr>
-        <w:pBdr/>
-        <w:spacing w:after="20"/>
-        <w:ind/>
-        <w:rPr/>
-      </w:pPr>
-      <w:r>
-        <w:rPr>
-          <w:sz w:val="18"/>
-          <w:szCs w:val="18"/>
-        </w:rPr>
-        <w:t xml:space="preserve">REST API, databázový návrh (MySQL/MariaDB), Docker prostredie</w:t>
-      </w:r>
-      <w:r/>
-    </w:p>
-    <w:p>
-      <w:pPr>
-        <w:pStyle w:val="713"/>
-        <w:numPr>
-          <w:ilvl w:val="0"/>
-          <w:numId w:val="1"/>
-        </w:numPr>
-        <w:pBdr/>
-        <w:spacing w:after="20"/>
-        <w:ind/>
-        <w:rPr/>
-      </w:pPr>
-      <w:r>
-        <w:rPr>
-          <w:sz w:val="18"/>
-          <w:szCs w:val="18"/>
-        </w:rPr>
-        <w:t xml:space="preserve">vzniklo ako semestrálna tímová práca, ďalej rozvíjané</w:t>
-      </w:r>
-      <w:r/>
-    </w:p>
-    <w:p>
-      <w:pPr>
-        <w:pBdr/>
-        <w:spacing w:after="0" w:before="100"/>
-        <w:ind/>
-        <w:rPr/>
-      </w:pPr>
-      <w:r>
-        <w:rPr>
-          <w:b/>
-          <w:bCs/>
-          <w:sz w:val="20"/>
-          <w:szCs w:val="20"/>
-        </w:rPr>
-        <w:t xml:space="preserve">Investičná kalkulačka</w:t>
-      </w:r>
-      <w:r>
-        <w:rPr>
-          <w:color w:val="595959"/>
-          <w:sz w:val="18"/>
-          <w:szCs w:val="18"/>
-        </w:rPr>
-        <w:t xml:space="preserve">   |   zverejnené</w:t>
-      </w:r>
-      <w:r/>
-    </w:p>
-    <w:p>
-      <w:pPr>
-        <w:pBdr/>
-        <w:spacing w:after="40"/>
-        <w:ind/>
-        <w:rPr/>
-      </w:pPr>
-      <w:r>
-        <w:rPr>
-          <w:i/>
-          <w:iCs/>
-          <w:color w:val="595959"/>
-          <w:sz w:val="18"/>
-          <w:szCs w:val="18"/>
-        </w:rPr>
-        <w:t xml:space="preserve">HTML, CSS, JavaScript, GitHub Pages</w:t>
-      </w:r>
-      <w:r/>
-    </w:p>
-    <w:p>
-      <w:pPr>
-        <w:pStyle w:val="713"/>
-        <w:numPr>
-          <w:ilvl w:val="0"/>
-          <w:numId w:val="1"/>
-        </w:numPr>
-        <w:pBdr/>
-        <w:spacing w:after="20"/>
-        <w:ind/>
-        <w:rPr/>
-      </w:pPr>
-      <w:r>
-        <w:rPr>
-          <w:sz w:val="18"/>
-          <w:szCs w:val="18"/>
-        </w:rPr>
-        <w:t xml:space="preserve">výpočet zloženého úročenia s infláciou, rizikové profily a ETF odporúčania</w:t>
-      </w:r>
-      <w:r/>
-    </w:p>
-    <w:p>
-      <w:pPr>
-        <w:pStyle w:val="713"/>
-        <w:numPr>
-          <w:ilvl w:val="0"/>
-          <w:numId w:val="1"/>
-        </w:numPr>
-        <w:pBdr/>
-        <w:spacing w:after="20"/>
-        <w:ind/>
-        <w:rPr/>
-      </w:pPr>
-      <w:r>
-        <w:rPr>
-          <w:sz w:val="18"/>
-          <w:szCs w:val="18"/>
-        </w:rPr>
-        <w:t xml:space="preserve">porovnanie brokerov, dostupná v 5 jazykoch (SK, CZ, EN, HU, PL)</w:t>
       </w:r>
       <w:r/>
     </w:p>

--- a/assets/docs/CV_Martin_Hutka_SK_WEB_V2.docx
+++ b/assets/docs/CV_Martin_Hutka_SK_WEB_V2.docx
@@ -4,7 +4,6 @@
   <w:body>
     <w:p>
       <w:pPr>
-        <w:pBdr/>
         <w:spacing w:after="0"/>
         <w:ind/>
         <w:rPr/>
@@ -23,7 +22,6 @@
     </w:p>
     <w:p>
       <w:pPr>
-        <w:pBdr/>
         <w:spacing w:after="80"/>
         <w:ind/>
         <w:rPr/>
@@ -40,7 +38,6 @@
     </w:p>
     <w:p>
       <w:pPr>
-        <w:pBdr/>
         <w:spacing w:after="20"/>
         <w:ind/>
         <w:rPr/>
@@ -56,7 +53,6 @@
     </w:p>
     <w:p>
       <w:pPr>
-        <w:pBdr/>
         <w:spacing w:after="40"/>
         <w:ind/>
         <w:rPr/>
@@ -104,15 +100,13 @@
         </w:rPr>
         <w:t xml:space="preserve">   ·   Online CV a projekty: </w:t>
       </w:r>
-      <w:hyperlink r:id="rId11" w:tooltip="https://m4h44.github.io/cv-site/" w:history="1">
+      <w:r/>
+      <w:hyperlink r:id="rId11" w:tooltip="https://martinhutka.is-a.dev" w:history="1">
         <w:r>
           <w:rPr>
-            <w:color w:val="1f4e79"/>
-            <w:sz w:val="18"/>
-            <w:szCs w:val="18"/>
-            <w:u w:val="single"/>
+            <w:rStyle w:val="886"/>
           </w:rPr>
-          <w:t xml:space="preserve">m4h44.github.io/cv-site</w:t>
+          <w:t xml:space="preserve">martinhutka.is-a.dev</w:t>
         </w:r>
       </w:hyperlink>
       <w:r/>
@@ -120,7 +114,6 @@
     </w:p>
     <w:p>
       <w:pPr>
-        <w:pBdr/>
         <w:spacing w:after="20" w:before="200"/>
         <w:ind/>
         <w:rPr/>
@@ -157,7 +150,6 @@
     </w:p>
     <w:p>
       <w:pPr>
-        <w:pBdr/>
         <w:spacing w:after="40"/>
         <w:ind/>
         <w:jc w:val="both"/>
@@ -182,13 +174,14 @@
           <w:sz w:val="20"/>
           <w:szCs w:val="20"/>
         </w:rPr>
+        <w:t xml:space="preserve">päť modulov prepísaných</w:t>
       </w:r>
       <w:r>
         <w:rPr>
           <w:sz w:val="20"/>
           <w:szCs w:val="20"/>
         </w:rPr>
-        <w:t xml:space="preserve">päť modulov prepísaných a tri navrhnuté od nuly, vrátane návrhu databázy, systému oprávnení, auditného logu, GDPR a automatických testov. Okrem toho spolupracujem na vývoji vzdelávacej platformy Školium (Laravel, Vue 3), kde moje zmeny idú cez GitHub Actions priamo do produkcie.</w:t>
+        <w:t xml:space="preserve"> a tri navrhnuté od nuly, vrátane návrhu databázy, systému oprávnení, auditného logu, GDPR a automatických testov. Okrem toho spolupracujem na vývoji vzdelávacej platformy Školium (Laravel, Vue 3), kde moje zmeny idú cez GitHub Actions priamo do produkcie.</w:t>
       </w:r>
       <w:r>
         <w:rPr>
@@ -201,7 +194,6 @@
     </w:p>
     <w:p>
       <w:pPr>
-        <w:pBdr/>
         <w:spacing w:after="20" w:before="200"/>
         <w:ind/>
         <w:rPr/>
@@ -238,7 +230,6 @@
     </w:p>
     <w:p>
       <w:pPr>
-        <w:pBdr/>
         <w:spacing w:after="40"/>
         <w:ind/>
         <w:rPr/>
@@ -263,7 +254,6 @@
     </w:p>
     <w:p>
       <w:pPr>
-        <w:pBdr/>
         <w:spacing w:after="40"/>
         <w:ind/>
         <w:rPr/>
@@ -288,7 +278,6 @@
     </w:p>
     <w:p>
       <w:pPr>
-        <w:pBdr/>
         <w:spacing w:after="40"/>
         <w:ind/>
         <w:rPr/>
@@ -313,7 +302,6 @@
     </w:p>
     <w:p>
       <w:pPr>
-        <w:pBdr/>
         <w:spacing w:after="40"/>
         <w:ind/>
         <w:rPr/>
@@ -338,7 +326,6 @@
     </w:p>
     <w:p>
       <w:pPr>
-        <w:pBdr/>
         <w:spacing w:after="40"/>
         <w:ind/>
         <w:rPr/>
@@ -363,7 +350,6 @@
     </w:p>
     <w:p>
       <w:pPr>
-        <w:pBdr/>
         <w:spacing w:after="40"/>
         <w:ind/>
         <w:rPr/>
@@ -388,7 +374,6 @@
     </w:p>
     <w:p>
       <w:pPr>
-        <w:pBdr/>
         <w:spacing w:after="20" w:before="200"/>
         <w:ind/>
         <w:rPr/>
@@ -425,7 +410,6 @@
     </w:p>
     <w:p>
       <w:pPr>
-        <w:pBdr/>
         <w:spacing w:after="0" w:before="100"/>
         <w:ind/>
         <w:rPr/>
@@ -451,7 +435,6 @@
     </w:p>
     <w:p>
       <w:pPr>
-        <w:pBdr/>
         <w:spacing w:after="40"/>
         <w:ind/>
         <w:rPr/>
@@ -470,12 +453,11 @@
     </w:p>
     <w:p>
       <w:pPr>
-        <w:pStyle w:val="713"/>
+        <w:pStyle w:val="885"/>
         <w:numPr>
           <w:ilvl w:val="0"/>
           <w:numId w:val="1"/>
         </w:numPr>
-        <w:pBdr/>
         <w:spacing w:after="20"/>
         <w:ind/>
         <w:rPr/>
@@ -491,12 +473,11 @@
     </w:p>
     <w:p>
       <w:pPr>
-        <w:pStyle w:val="713"/>
+        <w:pStyle w:val="885"/>
         <w:numPr>
           <w:ilvl w:val="0"/>
           <w:numId w:val="1"/>
         </w:numPr>
-        <w:pBdr/>
         <w:spacing w:after="20"/>
         <w:ind/>
         <w:rPr/>
@@ -512,12 +493,11 @@
     </w:p>
     <w:p>
       <w:pPr>
-        <w:pStyle w:val="713"/>
+        <w:pStyle w:val="885"/>
         <w:numPr>
           <w:ilvl w:val="0"/>
           <w:numId w:val="1"/>
         </w:numPr>
-        <w:pBdr/>
         <w:spacing w:after="20"/>
         <w:ind/>
         <w:rPr/>
@@ -533,23 +513,15 @@
     </w:p>
     <w:p>
       <w:pPr>
-        <w:pStyle w:val="713"/>
+        <w:pStyle w:val="885"/>
         <w:numPr>
           <w:ilvl w:val="0"/>
           <w:numId w:val="1"/>
         </w:numPr>
-        <w:pBdr/>
         <w:spacing w:after="20"/>
         <w:ind/>
         <w:rPr/>
       </w:pPr>
-      <w:r>
-        <w:rPr>
-          <w:sz w:val="18"/>
-          <w:szCs w:val="18"/>
-          <w:highlight w:val="none"/>
-        </w:rPr>
-      </w:r>
       <w:r>
         <w:rPr>
           <w:sz w:val="18"/>
@@ -576,23 +548,15 @@
     </w:p>
     <w:p>
       <w:pPr>
-        <w:pStyle w:val="713"/>
+        <w:pStyle w:val="885"/>
         <w:numPr>
           <w:ilvl w:val="0"/>
           <w:numId w:val="1"/>
         </w:numPr>
-        <w:pBdr/>
         <w:spacing w:after="20"/>
         <w:ind/>
         <w:rPr/>
       </w:pPr>
-      <w:r>
-        <w:rPr>
-          <w:sz w:val="18"/>
-          <w:szCs w:val="18"/>
-          <w:highlight w:val="none"/>
-        </w:rPr>
-      </w:r>
       <w:r>
         <w:rPr>
           <w:sz w:val="18"/>
@@ -619,23 +583,15 @@
     </w:p>
     <w:p>
       <w:pPr>
-        <w:pStyle w:val="713"/>
+        <w:pStyle w:val="885"/>
         <w:numPr>
           <w:ilvl w:val="0"/>
           <w:numId w:val="1"/>
         </w:numPr>
-        <w:pBdr/>
         <w:spacing w:after="20"/>
         <w:ind/>
         <w:rPr/>
       </w:pPr>
-      <w:r>
-        <w:rPr>
-          <w:sz w:val="18"/>
-          <w:szCs w:val="18"/>
-          <w:highlight w:val="none"/>
-        </w:rPr>
-      </w:r>
       <w:r>
         <w:rPr>
           <w:sz w:val="18"/>
@@ -658,22 +614,15 @@
           <w:highlight w:val="none"/>
         </w:rPr>
       </w:r>
-      <w:r>
-        <w:rPr>
-          <w:sz w:val="18"/>
-          <w:szCs w:val="18"/>
-          <w:highlight w:val="none"/>
-        </w:rPr>
-      </w:r>
+      <w:r/>
     </w:p>
     <w:p>
       <w:pPr>
-        <w:pStyle w:val="713"/>
+        <w:pStyle w:val="885"/>
         <w:numPr>
           <w:ilvl w:val="0"/>
           <w:numId w:val="1"/>
         </w:numPr>
-        <w:pBdr/>
         <w:spacing w:after="20"/>
         <w:ind/>
         <w:rPr/>
@@ -689,12 +638,11 @@
     </w:p>
     <w:p>
       <w:pPr>
-        <w:pStyle w:val="713"/>
+        <w:pStyle w:val="885"/>
         <w:numPr>
           <w:ilvl w:val="0"/>
           <w:numId w:val="1"/>
         </w:numPr>
-        <w:pBdr/>
         <w:spacing w:after="20"/>
         <w:ind/>
         <w:rPr/>
@@ -710,12 +658,11 @@
     </w:p>
     <w:p>
       <w:pPr>
-        <w:pStyle w:val="713"/>
+        <w:pStyle w:val="885"/>
         <w:numPr>
           <w:ilvl w:val="0"/>
           <w:numId w:val="1"/>
         </w:numPr>
-        <w:pBdr/>
         <w:spacing w:after="20"/>
         <w:ind/>
         <w:rPr/>
@@ -731,12 +678,11 @@
     </w:p>
     <w:p>
       <w:pPr>
-        <w:pStyle w:val="713"/>
+        <w:pStyle w:val="885"/>
         <w:numPr>
           <w:ilvl w:val="0"/>
           <w:numId w:val="1"/>
         </w:numPr>
-        <w:pBdr/>
         <w:spacing w:after="20"/>
         <w:ind/>
         <w:rPr/>
@@ -752,12 +698,11 @@
     </w:p>
     <w:p>
       <w:pPr>
-        <w:pStyle w:val="713"/>
+        <w:pStyle w:val="885"/>
         <w:numPr>
           <w:ilvl w:val="0"/>
           <w:numId w:val="1"/>
         </w:numPr>
-        <w:pBdr/>
         <w:spacing w:after="20"/>
         <w:ind/>
         <w:rPr/>
@@ -773,7 +718,6 @@
     </w:p>
     <w:p>
       <w:pPr>
-        <w:pBdr/>
         <w:spacing w:after="0" w:before="100"/>
         <w:ind/>
         <w:rPr/>
@@ -799,7 +743,6 @@
     </w:p>
     <w:p>
       <w:pPr>
-        <w:pBdr/>
         <w:spacing w:after="40"/>
         <w:ind/>
         <w:rPr/>
@@ -818,12 +761,11 @@
     </w:p>
     <w:p>
       <w:pPr>
-        <w:pStyle w:val="713"/>
+        <w:pStyle w:val="885"/>
         <w:numPr>
           <w:ilvl w:val="0"/>
           <w:numId w:val="1"/>
         </w:numPr>
-        <w:pBdr/>
         <w:spacing w:after="20"/>
         <w:ind/>
         <w:rPr/>
@@ -839,12 +781,11 @@
     </w:p>
     <w:p>
       <w:pPr>
-        <w:pStyle w:val="713"/>
+        <w:pStyle w:val="885"/>
         <w:numPr>
           <w:ilvl w:val="0"/>
           <w:numId w:val="1"/>
         </w:numPr>
-        <w:pBdr/>
         <w:spacing w:after="20"/>
         <w:ind/>
         <w:rPr/>
@@ -860,12 +801,11 @@
     </w:p>
     <w:p>
       <w:pPr>
-        <w:pStyle w:val="713"/>
+        <w:pStyle w:val="885"/>
         <w:numPr>
           <w:ilvl w:val="0"/>
           <w:numId w:val="1"/>
         </w:numPr>
-        <w:pBdr/>
         <w:spacing w:after="20"/>
         <w:ind/>
         <w:rPr/>
@@ -881,12 +821,11 @@
     </w:p>
     <w:p>
       <w:pPr>
-        <w:pStyle w:val="713"/>
+        <w:pStyle w:val="885"/>
         <w:numPr>
           <w:ilvl w:val="0"/>
           <w:numId w:val="1"/>
         </w:numPr>
-        <w:pBdr/>
         <w:spacing w:after="20"/>
         <w:ind/>
         <w:rPr/>
@@ -902,12 +841,11 @@
     </w:p>
     <w:p>
       <w:pPr>
-        <w:pStyle w:val="713"/>
+        <w:pStyle w:val="885"/>
         <w:numPr>
           <w:ilvl w:val="0"/>
           <w:numId w:val="1"/>
         </w:numPr>
-        <w:pBdr/>
         <w:spacing w:after="20"/>
         <w:ind/>
         <w:rPr/>
@@ -923,7 +861,6 @@
     </w:p>
     <w:p>
       <w:pPr>
-        <w:pBdr/>
         <w:spacing w:after="0" w:before="100"/>
         <w:ind/>
         <w:rPr/>
@@ -949,7 +886,6 @@
     </w:p>
     <w:p>
       <w:pPr>
-        <w:pBdr/>
         <w:spacing w:after="40"/>
         <w:ind/>
         <w:rPr/>
@@ -968,12 +904,11 @@
     </w:p>
     <w:p>
       <w:pPr>
-        <w:pStyle w:val="713"/>
+        <w:pStyle w:val="885"/>
         <w:numPr>
           <w:ilvl w:val="0"/>
           <w:numId w:val="1"/>
         </w:numPr>
-        <w:pBdr/>
         <w:spacing w:after="20"/>
         <w:ind/>
         <w:rPr/>
@@ -989,12 +924,11 @@
     </w:p>
     <w:p>
       <w:pPr>
-        <w:pStyle w:val="713"/>
+        <w:pStyle w:val="885"/>
         <w:numPr>
           <w:ilvl w:val="0"/>
           <w:numId w:val="1"/>
         </w:numPr>
-        <w:pBdr/>
         <w:spacing w:after="20"/>
         <w:ind/>
         <w:rPr/>
@@ -1010,12 +944,11 @@
     </w:p>
     <w:p>
       <w:pPr>
-        <w:pStyle w:val="713"/>
+        <w:pStyle w:val="885"/>
         <w:numPr>
           <w:ilvl w:val="0"/>
           <w:numId w:val="1"/>
         </w:numPr>
-        <w:pBdr/>
         <w:spacing w:after="20"/>
         <w:ind/>
         <w:rPr/>
@@ -1031,7 +964,6 @@
     </w:p>
     <w:p>
       <w:pPr>
-        <w:pBdr/>
         <w:spacing w:after="60"/>
         <w:ind/>
         <w:rPr/>
@@ -1050,7 +982,6 @@
     </w:p>
     <w:p>
       <w:pPr>
-        <w:pBdr/>
         <w:spacing w:after="20" w:before="200"/>
         <w:ind/>
         <w:rPr/>
@@ -1087,7 +1018,6 @@
     </w:p>
     <w:p>
       <w:pPr>
-        <w:pBdr/>
         <w:spacing w:after="0" w:before="100"/>
         <w:ind/>
         <w:rPr/>
@@ -1113,7 +1043,6 @@
     </w:p>
     <w:p>
       <w:pPr>
-        <w:pBdr/>
         <w:spacing w:after="40"/>
         <w:ind/>
         <w:rPr/>
@@ -1132,12 +1061,11 @@
     </w:p>
     <w:p>
       <w:pPr>
-        <w:pStyle w:val="713"/>
+        <w:pStyle w:val="885"/>
         <w:numPr>
           <w:ilvl w:val="0"/>
           <w:numId w:val="1"/>
         </w:numPr>
-        <w:pBdr/>
         <w:spacing w:after="20"/>
         <w:ind/>
         <w:rPr/>
@@ -1153,12 +1081,11 @@
     </w:p>
     <w:p>
       <w:pPr>
-        <w:pStyle w:val="713"/>
+        <w:pStyle w:val="885"/>
         <w:numPr>
           <w:ilvl w:val="0"/>
           <w:numId w:val="1"/>
         </w:numPr>
-        <w:pBdr/>
         <w:spacing w:after="20"/>
         <w:ind/>
         <w:rPr/>
@@ -1174,7 +1101,6 @@
     </w:p>
     <w:p>
       <w:pPr>
-        <w:pBdr/>
         <w:spacing w:after="0" w:before="100"/>
         <w:ind/>
         <w:rPr/>
@@ -1200,7 +1126,6 @@
     </w:p>
     <w:p>
       <w:pPr>
-        <w:pBdr/>
         <w:spacing w:after="40"/>
         <w:ind/>
         <w:rPr/>
@@ -1219,12 +1144,11 @@
     </w:p>
     <w:p>
       <w:pPr>
-        <w:pStyle w:val="713"/>
+        <w:pStyle w:val="885"/>
         <w:numPr>
           <w:ilvl w:val="0"/>
           <w:numId w:val="1"/>
         </w:numPr>
-        <w:pBdr/>
         <w:spacing w:after="20"/>
         <w:ind/>
         <w:rPr/>
@@ -1240,12 +1164,11 @@
     </w:p>
     <w:p>
       <w:pPr>
-        <w:pStyle w:val="713"/>
+        <w:pStyle w:val="885"/>
         <w:numPr>
           <w:ilvl w:val="0"/>
           <w:numId w:val="1"/>
         </w:numPr>
-        <w:pBdr/>
         <w:spacing w:after="20"/>
         <w:ind/>
         <w:rPr/>
@@ -1261,12 +1184,11 @@
     </w:p>
     <w:p>
       <w:pPr>
-        <w:pStyle w:val="713"/>
+        <w:pStyle w:val="885"/>
         <w:numPr>
           <w:ilvl w:val="0"/>
           <w:numId w:val="1"/>
         </w:numPr>
-        <w:pBdr/>
         <w:spacing w:after="20"/>
         <w:ind/>
         <w:rPr/>
@@ -1282,7 +1204,6 @@
     </w:p>
     <w:p>
       <w:pPr>
-        <w:pBdr/>
         <w:spacing w:after="20" w:before="200"/>
         <w:ind/>
         <w:rPr/>
@@ -1319,7 +1240,6 @@
     </w:p>
     <w:p>
       <w:pPr>
-        <w:pBdr/>
         <w:spacing w:after="0" w:before="100"/>
         <w:ind/>
         <w:rPr/>
@@ -1345,7 +1265,6 @@
     </w:p>
     <w:p>
       <w:pPr>
-        <w:pBdr/>
         <w:spacing w:after="20"/>
         <w:ind/>
         <w:rPr/>
@@ -1361,7 +1280,6 @@
     </w:p>
     <w:p>
       <w:pPr>
-        <w:pBdr/>
         <w:spacing w:after="0" w:before="100"/>
         <w:ind/>
         <w:rPr/>
@@ -1387,7 +1305,6 @@
     </w:p>
     <w:p>
       <w:pPr>
-        <w:pBdr/>
         <w:spacing w:after="20"/>
         <w:ind/>
         <w:rPr/>
@@ -1403,7 +1320,6 @@
     </w:p>
     <w:p>
       <w:pPr>
-        <w:pBdr/>
         <w:spacing w:after="0" w:before="100"/>
         <w:ind/>
         <w:rPr/>
@@ -1429,7 +1345,6 @@
     </w:p>
     <w:p>
       <w:pPr>
-        <w:pBdr/>
         <w:spacing w:after="20"/>
         <w:ind/>
         <w:rPr/>
@@ -1445,7 +1360,6 @@
     </w:p>
     <w:p>
       <w:pPr>
-        <w:pBdr/>
         <w:spacing w:after="20" w:before="200"/>
         <w:ind/>
         <w:rPr/>
@@ -1482,7 +1396,6 @@
     </w:p>
     <w:p>
       <w:pPr>
-        <w:pBdr/>
         <w:spacing w:after="0" w:before="100"/>
         <w:ind/>
         <w:rPr/>
@@ -1508,7 +1421,6 @@
     </w:p>
     <w:p>
       <w:pPr>
-        <w:pBdr/>
         <w:spacing w:after="20"/>
         <w:ind/>
         <w:rPr/>
@@ -1524,7 +1436,6 @@
     </w:p>
     <w:p>
       <w:pPr>
-        <w:pBdr/>
         <w:spacing w:after="20" w:before="200"/>
         <w:ind/>
         <w:rPr/>
@@ -1561,12 +1472,11 @@
     </w:p>
     <w:p>
       <w:pPr>
-        <w:pStyle w:val="713"/>
+        <w:pStyle w:val="885"/>
         <w:numPr>
           <w:ilvl w:val="0"/>
           <w:numId w:val="1"/>
         </w:numPr>
-        <w:pBdr/>
         <w:spacing w:after="20"/>
         <w:ind/>
         <w:rPr/>
@@ -1582,12 +1492,11 @@
     </w:p>
     <w:p>
       <w:pPr>
-        <w:pStyle w:val="713"/>
+        <w:pStyle w:val="885"/>
         <w:numPr>
           <w:ilvl w:val="0"/>
           <w:numId w:val="1"/>
         </w:numPr>
-        <w:pBdr/>
         <w:spacing w:after="20"/>
         <w:ind/>
         <w:rPr/>
@@ -1603,7 +1512,6 @@
     </w:p>
     <w:p>
       <w:pPr>
-        <w:pBdr/>
         <w:spacing w:after="20" w:before="200"/>
         <w:ind/>
         <w:rPr/>
@@ -1640,12 +1548,11 @@
     </w:p>
     <w:p>
       <w:pPr>
-        <w:pStyle w:val="713"/>
+        <w:pStyle w:val="885"/>
         <w:numPr>
           <w:ilvl w:val="0"/>
           <w:numId w:val="1"/>
         </w:numPr>
-        <w:pBdr/>
         <w:spacing w:after="20"/>
         <w:ind/>
         <w:rPr/>
@@ -1661,12 +1568,11 @@
     </w:p>
     <w:p>
       <w:pPr>
-        <w:pStyle w:val="713"/>
+        <w:pStyle w:val="885"/>
         <w:numPr>
           <w:ilvl w:val="0"/>
           <w:numId w:val="1"/>
         </w:numPr>
-        <w:pBdr/>
         <w:spacing w:after="20"/>
         <w:ind/>
         <w:rPr/>
@@ -1682,12 +1588,11 @@
     </w:p>
     <w:p>
       <w:pPr>
-        <w:pStyle w:val="713"/>
+        <w:pStyle w:val="885"/>
         <w:numPr>
           <w:ilvl w:val="0"/>
           <w:numId w:val="1"/>
         </w:numPr>
-        <w:pBdr/>
         <w:spacing w:after="20"/>
         <w:ind/>
         <w:rPr/>
@@ -1718,12 +1623,10 @@
   <w:endnote w:type="separator" w:id="-1">
     <w:p>
       <w:pPr>
-        <w:pBdr/>
         <w:spacing w:after="0" w:line="240" w:lineRule="auto"/>
         <w:ind/>
         <w:rPr/>
       </w:pPr>
-      <w:r/>
       <w:r>
         <w:separator/>
       </w:r>
@@ -1733,12 +1636,10 @@
   <w:endnote w:type="continuationSeparator" w:id="0">
     <w:p>
       <w:pPr>
-        <w:pBdr/>
         <w:spacing w:after="0" w:line="240" w:lineRule="auto"/>
         <w:ind/>
         <w:rPr/>
       </w:pPr>
-      <w:r/>
       <w:r>
         <w:continuationSeparator/>
       </w:r>
@@ -1753,12 +1654,10 @@
   <w:footnote w:type="separator" w:id="-1">
     <w:p>
       <w:pPr>
-        <w:pBdr/>
         <w:spacing w:after="0" w:line="240" w:lineRule="auto"/>
         <w:ind/>
         <w:rPr/>
       </w:pPr>
-      <w:r/>
       <w:r>
         <w:separator/>
       </w:r>
@@ -1768,12 +1667,10 @@
   <w:footnote w:type="continuationSeparator" w:id="0">
     <w:p>
       <w:pPr>
-        <w:pBdr/>
         <w:spacing w:after="0" w:line="240" w:lineRule="auto"/>
         <w:ind/>
         <w:rPr/>
       </w:pPr>
-      <w:r/>
       <w:r>
         <w:continuationSeparator/>
       </w:r>
@@ -2077,7 +1974,7 @@
     <w:lsdException w:name="Bibliography" w:uiPriority="37"/>
     <w:lsdException w:name="TOC Heading" w:uiPriority="39" w:qFormat="1"/>
   </w:latentStyles>
-  <w:style w:type="table" w:styleId="11" w:default="1">
+  <w:style w:type="table" w:styleId="703" w:default="1">
     <w:name w:val="Normal Table"/>
     <w:uiPriority w:val="99"/>
     <w:semiHidden/>
@@ -2270,9 +2167,9 @@
       </w:tcPr>
     </w:tblStylePr>
   </w:style>
-  <w:style w:type="table" w:styleId="12">
+  <w:style w:type="table" w:styleId="704">
     <w:name w:val="Table Grid"/>
-    <w:basedOn w:val="11"/>
+    <w:basedOn w:val="703"/>
     <w:uiPriority w:val="59"/>
     <w:pPr>
       <w:pBdr/>
@@ -2469,9 +2366,9 @@
       </w:tcPr>
     </w:tblStylePr>
   </w:style>
-  <w:style w:type="table" w:styleId="13">
+  <w:style w:type="table" w:styleId="705">
     <w:name w:val="Table Grid Light"/>
-    <w:basedOn w:val="11"/>
+    <w:basedOn w:val="703"/>
     <w:uiPriority w:val="59"/>
     <w:pPr>
       <w:pBdr/>
@@ -2668,9 +2565,9 @@
       </w:tcPr>
     </w:tblStylePr>
   </w:style>
-  <w:style w:type="table" w:styleId="14">
+  <w:style w:type="table" w:styleId="706">
     <w:name w:val="Plain Table 1"/>
-    <w:basedOn w:val="11"/>
+    <w:basedOn w:val="703"/>
     <w:uiPriority w:val="59"/>
     <w:pPr>
       <w:pBdr/>
@@ -2893,9 +2790,9 @@
       </w:tcPr>
     </w:tblStylePr>
   </w:style>
-  <w:style w:type="table" w:styleId="15">
+  <w:style w:type="table" w:styleId="707">
     <w:name w:val="Plain Table 2"/>
-    <w:basedOn w:val="11"/>
+    <w:basedOn w:val="703"/>
     <w:uiPriority w:val="59"/>
     <w:pPr>
       <w:pBdr/>
@@ -3126,9 +3023,9 @@
       </w:tcPr>
     </w:tblStylePr>
   </w:style>
-  <w:style w:type="table" w:styleId="16">
+  <w:style w:type="table" w:styleId="708">
     <w:name w:val="Plain Table 3"/>
-    <w:basedOn w:val="11"/>
+    <w:basedOn w:val="703"/>
     <w:uiPriority w:val="99"/>
     <w:pPr>
       <w:pBdr/>
@@ -3356,9 +3253,9 @@
       </w:tcPr>
     </w:tblStylePr>
   </w:style>
-  <w:style w:type="table" w:styleId="17">
+  <w:style w:type="table" w:styleId="709">
     <w:name w:val="Plain Table 4"/>
-    <w:basedOn w:val="11"/>
+    <w:basedOn w:val="703"/>
     <w:uiPriority w:val="99"/>
     <w:pPr>
       <w:pBdr/>
@@ -3572,9 +3469,9 @@
       </w:tcPr>
     </w:tblStylePr>
   </w:style>
-  <w:style w:type="table" w:styleId="18">
+  <w:style w:type="table" w:styleId="710">
     <w:name w:val="Plain Table 5"/>
-    <w:basedOn w:val="11"/>
+    <w:basedOn w:val="703"/>
     <w:uiPriority w:val="99"/>
     <w:pPr>
       <w:pBdr/>
@@ -3805,9 +3702,9 @@
       </w:tcPr>
     </w:tblStylePr>
   </w:style>
-  <w:style w:type="table" w:styleId="19">
+  <w:style w:type="table" w:styleId="711">
     <w:name w:val="Grid Table 1 Light"/>
-    <w:basedOn w:val="11"/>
+    <w:basedOn w:val="703"/>
     <w:uiPriority w:val="99"/>
     <w:pPr>
       <w:pBdr/>
@@ -4028,9 +3925,9 @@
       </w:tcPr>
     </w:tblStylePr>
   </w:style>
-  <w:style w:type="table" w:styleId="20">
+  <w:style w:type="table" w:styleId="712">
     <w:name w:val="Grid Table 1 Light - Accent 1"/>
-    <w:basedOn w:val="11"/>
+    <w:basedOn w:val="703"/>
     <w:uiPriority w:val="99"/>
     <w:pPr>
       <w:pBdr/>
@@ -4251,9 +4148,9 @@
       </w:tcPr>
     </w:tblStylePr>
   </w:style>
-  <w:style w:type="table" w:styleId="21">
+  <w:style w:type="table" w:styleId="713">
     <w:name w:val="Grid Table 1 Light - Accent 2"/>
-    <w:basedOn w:val="11"/>
+    <w:basedOn w:val="703"/>
     <w:uiPriority w:val="99"/>
     <w:pPr>
       <w:pBdr/>
@@ -4474,9 +4371,9 @@
       </w:tcPr>
     </w:tblStylePr>
   </w:style>
-  <w:style w:type="table" w:styleId="22">
+  <w:style w:type="table" w:styleId="714">
     <w:name w:val="Grid Table 1 Light - Accent 3"/>
-    <w:basedOn w:val="11"/>
+    <w:basedOn w:val="703"/>
     <w:uiPriority w:val="99"/>
     <w:pPr>
       <w:pBdr/>
@@ -4697,9 +4594,9 @@
       </w:tcPr>
     </w:tblStylePr>
   </w:style>
-  <w:style w:type="table" w:styleId="23">
+  <w:style w:type="table" w:styleId="715">
     <w:name w:val="Grid Table 1 Light - Accent 4"/>
-    <w:basedOn w:val="11"/>
+    <w:basedOn w:val="703"/>
     <w:uiPriority w:val="99"/>
     <w:pPr>
       <w:pBdr/>
@@ -4920,9 +4817,9 @@
       </w:tcPr>
     </w:tblStylePr>
   </w:style>
-  <w:style w:type="table" w:styleId="24">
+  <w:style w:type="table" w:styleId="716">
     <w:name w:val="Grid Table 1 Light - Accent 5"/>
-    <w:basedOn w:val="11"/>
+    <w:basedOn w:val="703"/>
     <w:uiPriority w:val="99"/>
     <w:pPr>
       <w:pBdr/>
@@ -5143,9 +5040,9 @@
       </w:tcPr>
     </w:tblStylePr>
   </w:style>
-  <w:style w:type="table" w:styleId="25">
+  <w:style w:type="table" w:styleId="717">
     <w:name w:val="Grid Table 1 Light - Accent 6"/>
-    <w:basedOn w:val="11"/>
+    <w:basedOn w:val="703"/>
     <w:uiPriority w:val="99"/>
     <w:pPr>
       <w:pBdr/>
@@ -5366,9 +5263,9 @@
       </w:tcPr>
     </w:tblStylePr>
   </w:style>
-  <w:style w:type="table" w:styleId="26">
+  <w:style w:type="table" w:styleId="718">
     <w:name w:val="Grid Table 2"/>
-    <w:basedOn w:val="11"/>
+    <w:basedOn w:val="703"/>
     <w:uiPriority w:val="99"/>
     <w:pPr>
       <w:pBdr/>
@@ -5598,9 +5495,9 @@
       </w:tcPr>
     </w:tblStylePr>
   </w:style>
-  <w:style w:type="table" w:styleId="27">
+  <w:style w:type="table" w:styleId="719">
     <w:name w:val="Grid Table 2 - Accent 1"/>
-    <w:basedOn w:val="11"/>
+    <w:basedOn w:val="703"/>
     <w:uiPriority w:val="99"/>
     <w:pPr>
       <w:pBdr/>
@@ -5830,9 +5727,9 @@
       </w:tcPr>
     </w:tblStylePr>
   </w:style>
-  <w:style w:type="table" w:styleId="28">
+  <w:style w:type="table" w:styleId="720">
     <w:name w:val="Grid Table 2 - Accent 2"/>
-    <w:basedOn w:val="11"/>
+    <w:basedOn w:val="703"/>
     <w:uiPriority w:val="99"/>
     <w:pPr>
       <w:pBdr/>
@@ -6062,9 +5959,9 @@
       </w:tcPr>
     </w:tblStylePr>
   </w:style>
-  <w:style w:type="table" w:styleId="29">
+  <w:style w:type="table" w:styleId="721">
     <w:name w:val="Grid Table 2 - Accent 3"/>
-    <w:basedOn w:val="11"/>
+    <w:basedOn w:val="703"/>
     <w:uiPriority w:val="99"/>
     <w:pPr>
       <w:pBdr/>
@@ -6294,9 +6191,9 @@
       </w:tcPr>
     </w:tblStylePr>
   </w:style>
-  <w:style w:type="table" w:styleId="30">
+  <w:style w:type="table" w:styleId="722">
     <w:name w:val="Grid Table 2 - Accent 4"/>
-    <w:basedOn w:val="11"/>
+    <w:basedOn w:val="703"/>
     <w:uiPriority w:val="99"/>
     <w:pPr>
       <w:pBdr/>
@@ -6526,9 +6423,9 @@
       </w:tcPr>
     </w:tblStylePr>
   </w:style>
-  <w:style w:type="table" w:styleId="31">
+  <w:style w:type="table" w:styleId="723">
     <w:name w:val="Grid Table 2 - Accent 5"/>
-    <w:basedOn w:val="11"/>
+    <w:basedOn w:val="703"/>
     <w:uiPriority w:val="99"/>
     <w:pPr>
       <w:pBdr/>
@@ -6758,9 +6655,9 @@
       </w:tcPr>
     </w:tblStylePr>
   </w:style>
-  <w:style w:type="table" w:styleId="32">
+  <w:style w:type="table" w:styleId="724">
     <w:name w:val="Grid Table 2 - Accent 6"/>
-    <w:basedOn w:val="11"/>
+    <w:basedOn w:val="703"/>
     <w:uiPriority w:val="99"/>
     <w:pPr>
       <w:pBdr/>
@@ -6990,9 +6887,9 @@
       </w:tcPr>
     </w:tblStylePr>
   </w:style>
-  <w:style w:type="table" w:styleId="33">
+  <w:style w:type="table" w:styleId="725">
     <w:name w:val="Grid Table 3"/>
-    <w:basedOn w:val="11"/>
+    <w:basedOn w:val="703"/>
     <w:uiPriority w:val="99"/>
     <w:pPr>
       <w:pBdr/>
@@ -7091,29 +6988,6 @@
         <w:tblBorders/>
       </w:tblPr>
       <w:tcPr>
-        <w:shd w:color="ffffff"/>
-        <w:tcBorders>
-          <w:top w:val="none" w:color="000000" w:sz="4" w:space="0"/>
-          <w:left w:val="none" w:color="000000" w:sz="4" w:space="0"/>
-          <w:bottom w:val="none" w:color="000000" w:sz="4" w:space="0"/>
-          <w:right w:val="none" w:color="000000" w:sz="4" w:space="0"/>
-        </w:tcBorders>
-      </w:tcPr>
-    </w:tblStylePr>
-    <w:tblStylePr w:type="firstRow">
-      <w:rPr>
-        <w:b/>
-        <w:color w:val="404040"/>
-      </w:rPr>
-      <w:pPr>
-        <w:pBdr/>
-        <w:spacing/>
-        <w:ind/>
-      </w:pPr>
-      <w:tblPr>
-        <w:tblBorders/>
-      </w:tblPr>
-      <w:tcPr>
         <w:shd w:val="clear" w:color="ffffff"/>
         <w:tcBorders>
           <w:top w:val="none" w:color="000000" w:sz="4" w:space="0"/>
@@ -7123,30 +6997,7 @@
         </w:tcBorders>
       </w:tcPr>
     </w:tblStylePr>
-    <w:tblStylePr w:type="lastCol">
-      <w:rPr>
-        <w:i/>
-        <w:color w:val="404040"/>
-      </w:rPr>
-      <w:pPr>
-        <w:pBdr/>
-        <w:spacing/>
-        <w:ind/>
-      </w:pPr>
-      <w:tblPr>
-        <w:tblBorders/>
-      </w:tblPr>
-      <w:tcPr>
-        <w:shd w:color="ffffff"/>
-        <w:tcBorders>
-          <w:top w:val="none" w:color="000000" w:sz="4" w:space="0"/>
-          <w:left w:val="none" w:color="000000" w:sz="4" w:space="0"/>
-          <w:bottom w:val="none" w:color="000000" w:sz="4" w:space="0"/>
-          <w:right w:val="none" w:color="000000" w:sz="4" w:space="0"/>
-        </w:tcBorders>
-      </w:tcPr>
-    </w:tblStylePr>
-    <w:tblStylePr w:type="lastRow">
+    <w:tblStylePr w:type="firstRow">
       <w:rPr>
         <w:b/>
         <w:color w:val="404040"/>
@@ -7169,6 +7020,52 @@
         </w:tcBorders>
       </w:tcPr>
     </w:tblStylePr>
+    <w:tblStylePr w:type="lastCol">
+      <w:rPr>
+        <w:i/>
+        <w:color w:val="404040"/>
+      </w:rPr>
+      <w:pPr>
+        <w:pBdr/>
+        <w:spacing/>
+        <w:ind/>
+      </w:pPr>
+      <w:tblPr>
+        <w:tblBorders/>
+      </w:tblPr>
+      <w:tcPr>
+        <w:shd w:val="clear" w:color="ffffff"/>
+        <w:tcBorders>
+          <w:top w:val="none" w:color="000000" w:sz="4" w:space="0"/>
+          <w:left w:val="none" w:color="000000" w:sz="4" w:space="0"/>
+          <w:bottom w:val="none" w:color="000000" w:sz="4" w:space="0"/>
+          <w:right w:val="none" w:color="000000" w:sz="4" w:space="0"/>
+        </w:tcBorders>
+      </w:tcPr>
+    </w:tblStylePr>
+    <w:tblStylePr w:type="lastRow">
+      <w:rPr>
+        <w:b/>
+        <w:color w:val="404040"/>
+      </w:rPr>
+      <w:pPr>
+        <w:pBdr/>
+        <w:spacing/>
+        <w:ind/>
+      </w:pPr>
+      <w:tblPr>
+        <w:tblBorders/>
+      </w:tblPr>
+      <w:tcPr>
+        <w:shd w:val="clear" w:color="ffffff"/>
+        <w:tcBorders>
+          <w:top w:val="none" w:color="000000" w:sz="4" w:space="0"/>
+          <w:left w:val="none" w:color="000000" w:sz="4" w:space="0"/>
+          <w:bottom w:val="none" w:color="000000" w:sz="4" w:space="0"/>
+          <w:right w:val="none" w:color="000000" w:sz="4" w:space="0"/>
+        </w:tcBorders>
+      </w:tcPr>
+    </w:tblStylePr>
     <w:tblStylePr w:type="nwCell">
       <w:pPr>
         <w:pBdr/>
@@ -7235,9 +7132,9 @@
       </w:tcPr>
     </w:tblStylePr>
   </w:style>
-  <w:style w:type="table" w:styleId="34">
+  <w:style w:type="table" w:styleId="726">
     <w:name w:val="Grid Table 3 - Accent 1"/>
-    <w:basedOn w:val="11"/>
+    <w:basedOn w:val="703"/>
     <w:uiPriority w:val="99"/>
     <w:pPr>
       <w:pBdr/>
@@ -7336,29 +7233,6 @@
         <w:tblBorders/>
       </w:tblPr>
       <w:tcPr>
-        <w:shd w:color="ffffff"/>
-        <w:tcBorders>
-          <w:top w:val="none" w:color="000000" w:sz="4" w:space="0"/>
-          <w:left w:val="none" w:color="000000" w:sz="4" w:space="0"/>
-          <w:bottom w:val="none" w:color="000000" w:sz="4" w:space="0"/>
-          <w:right w:val="none" w:color="000000" w:sz="4" w:space="0"/>
-        </w:tcBorders>
-      </w:tcPr>
-    </w:tblStylePr>
-    <w:tblStylePr w:type="firstRow">
-      <w:rPr>
-        <w:b/>
-        <w:color w:val="404040"/>
-      </w:rPr>
-      <w:pPr>
-        <w:pBdr/>
-        <w:spacing/>
-        <w:ind/>
-      </w:pPr>
-      <w:tblPr>
-        <w:tblBorders/>
-      </w:tblPr>
-      <w:tcPr>
         <w:shd w:val="clear" w:color="ffffff"/>
         <w:tcBorders>
           <w:top w:val="none" w:color="000000" w:sz="4" w:space="0"/>
@@ -7368,30 +7242,7 @@
         </w:tcBorders>
       </w:tcPr>
     </w:tblStylePr>
-    <w:tblStylePr w:type="lastCol">
-      <w:rPr>
-        <w:i/>
-        <w:color w:val="404040"/>
-      </w:rPr>
-      <w:pPr>
-        <w:pBdr/>
-        <w:spacing/>
-        <w:ind/>
-      </w:pPr>
-      <w:tblPr>
-        <w:tblBorders/>
-      </w:tblPr>
-      <w:tcPr>
-        <w:shd w:color="ffffff"/>
-        <w:tcBorders>
-          <w:top w:val="none" w:color="000000" w:sz="4" w:space="0"/>
-          <w:left w:val="none" w:color="000000" w:sz="4" w:space="0"/>
-          <w:bottom w:val="none" w:color="000000" w:sz="4" w:space="0"/>
-          <w:right w:val="none" w:color="000000" w:sz="4" w:space="0"/>
-        </w:tcBorders>
-      </w:tcPr>
-    </w:tblStylePr>
-    <w:tblStylePr w:type="lastRow">
+    <w:tblStylePr w:type="firstRow">
       <w:rPr>
         <w:b/>
         <w:color w:val="404040"/>
@@ -7414,6 +7265,52 @@
         </w:tcBorders>
       </w:tcPr>
     </w:tblStylePr>
+    <w:tblStylePr w:type="lastCol">
+      <w:rPr>
+        <w:i/>
+        <w:color w:val="404040"/>
+      </w:rPr>
+      <w:pPr>
+        <w:pBdr/>
+        <w:spacing/>
+        <w:ind/>
+      </w:pPr>
+      <w:tblPr>
+        <w:tblBorders/>
+      </w:tblPr>
+      <w:tcPr>
+        <w:shd w:val="clear" w:color="ffffff"/>
+        <w:tcBorders>
+          <w:top w:val="none" w:color="000000" w:sz="4" w:space="0"/>
+          <w:left w:val="none" w:color="000000" w:sz="4" w:space="0"/>
+          <w:bottom w:val="none" w:color="000000" w:sz="4" w:space="0"/>
+          <w:right w:val="none" w:color="000000" w:sz="4" w:space="0"/>
+        </w:tcBorders>
+      </w:tcPr>
+    </w:tblStylePr>
+    <w:tblStylePr w:type="lastRow">
+      <w:rPr>
+        <w:b/>
+        <w:color w:val="404040"/>
+      </w:rPr>
+      <w:pPr>
+        <w:pBdr/>
+        <w:spacing/>
+        <w:ind/>
+      </w:pPr>
+      <w:tblPr>
+        <w:tblBorders/>
+      </w:tblPr>
+      <w:tcPr>
+        <w:shd w:val="clear" w:color="ffffff"/>
+        <w:tcBorders>
+          <w:top w:val="none" w:color="000000" w:sz="4" w:space="0"/>
+          <w:left w:val="none" w:color="000000" w:sz="4" w:space="0"/>
+          <w:bottom w:val="none" w:color="000000" w:sz="4" w:space="0"/>
+          <w:right w:val="none" w:color="000000" w:sz="4" w:space="0"/>
+        </w:tcBorders>
+      </w:tcPr>
+    </w:tblStylePr>
     <w:tblStylePr w:type="nwCell">
       <w:pPr>
         <w:pBdr/>
@@ -7480,9 +7377,9 @@
       </w:tcPr>
     </w:tblStylePr>
   </w:style>
-  <w:style w:type="table" w:styleId="35">
+  <w:style w:type="table" w:styleId="727">
     <w:name w:val="Grid Table 3 - Accent 2"/>
-    <w:basedOn w:val="11"/>
+    <w:basedOn w:val="703"/>
     <w:uiPriority w:val="99"/>
     <w:pPr>
       <w:pBdr/>
@@ -7581,29 +7478,6 @@
         <w:tblBorders/>
       </w:tblPr>
       <w:tcPr>
-        <w:shd w:color="ffffff"/>
-        <w:tcBorders>
-          <w:top w:val="none" w:color="000000" w:sz="4" w:space="0"/>
-          <w:left w:val="none" w:color="000000" w:sz="4" w:space="0"/>
-          <w:bottom w:val="none" w:color="000000" w:sz="4" w:space="0"/>
-          <w:right w:val="none" w:color="000000" w:sz="4" w:space="0"/>
-        </w:tcBorders>
-      </w:tcPr>
-    </w:tblStylePr>
-    <w:tblStylePr w:type="firstRow">
-      <w:rPr>
-        <w:b/>
-        <w:color w:val="404040"/>
-      </w:rPr>
-      <w:pPr>
-        <w:pBdr/>
-        <w:spacing/>
-        <w:ind/>
-      </w:pPr>
-      <w:tblPr>
-        <w:tblBorders/>
-      </w:tblPr>
-      <w:tcPr>
         <w:shd w:val="clear" w:color="ffffff"/>
         <w:tcBorders>
           <w:top w:val="none" w:color="000000" w:sz="4" w:space="0"/>
@@ -7613,30 +7487,7 @@
         </w:tcBorders>
       </w:tcPr>
     </w:tblStylePr>
-    <w:tblStylePr w:type="lastCol">
-      <w:rPr>
-        <w:i/>
-        <w:color w:val="404040"/>
-      </w:rPr>
-      <w:pPr>
-        <w:pBdr/>
-        <w:spacing/>
-        <w:ind/>
-      </w:pPr>
-      <w:tblPr>
-        <w:tblBorders/>
-      </w:tblPr>
-      <w:tcPr>
-        <w:shd w:color="ffffff"/>
-        <w:tcBorders>
-          <w:top w:val="none" w:color="000000" w:sz="4" w:space="0"/>
-          <w:left w:val="none" w:color="000000" w:sz="4" w:space="0"/>
-          <w:bottom w:val="none" w:color="000000" w:sz="4" w:space="0"/>
-          <w:right w:val="none" w:color="000000" w:sz="4" w:space="0"/>
-        </w:tcBorders>
-      </w:tcPr>
-    </w:tblStylePr>
-    <w:tblStylePr w:type="lastRow">
+    <w:tblStylePr w:type="firstRow">
       <w:rPr>
         <w:b/>
         <w:color w:val="404040"/>
@@ -7659,6 +7510,52 @@
         </w:tcBorders>
       </w:tcPr>
     </w:tblStylePr>
+    <w:tblStylePr w:type="lastCol">
+      <w:rPr>
+        <w:i/>
+        <w:color w:val="404040"/>
+      </w:rPr>
+      <w:pPr>
+        <w:pBdr/>
+        <w:spacing/>
+        <w:ind/>
+      </w:pPr>
+      <w:tblPr>
+        <w:tblBorders/>
+      </w:tblPr>
+      <w:tcPr>
+        <w:shd w:val="clear" w:color="ffffff"/>
+        <w:tcBorders>
+          <w:top w:val="none" w:color="000000" w:sz="4" w:space="0"/>
+          <w:left w:val="none" w:color="000000" w:sz="4" w:space="0"/>
+          <w:bottom w:val="none" w:color="000000" w:sz="4" w:space="0"/>
+          <w:right w:val="none" w:color="000000" w:sz="4" w:space="0"/>
+        </w:tcBorders>
+      </w:tcPr>
+    </w:tblStylePr>
+    <w:tblStylePr w:type="lastRow">
+      <w:rPr>
+        <w:b/>
+        <w:color w:val="404040"/>
+      </w:rPr>
+      <w:pPr>
+        <w:pBdr/>
+        <w:spacing/>
+        <w:ind/>
+      </w:pPr>
+      <w:tblPr>
+        <w:tblBorders/>
+      </w:tblPr>
+      <w:tcPr>
+        <w:shd w:val="clear" w:color="ffffff"/>
+        <w:tcBorders>
+          <w:top w:val="none" w:color="000000" w:sz="4" w:space="0"/>
+          <w:left w:val="none" w:color="000000" w:sz="4" w:space="0"/>
+          <w:bottom w:val="none" w:color="000000" w:sz="4" w:space="0"/>
+          <w:right w:val="none" w:color="000000" w:sz="4" w:space="0"/>
+        </w:tcBorders>
+      </w:tcPr>
+    </w:tblStylePr>
     <w:tblStylePr w:type="nwCell">
       <w:pPr>
         <w:pBdr/>
@@ -7725,9 +7622,9 @@
       </w:tcPr>
     </w:tblStylePr>
   </w:style>
-  <w:style w:type="table" w:styleId="36">
+  <w:style w:type="table" w:styleId="728">
     <w:name w:val="Grid Table 3 - Accent 3"/>
-    <w:basedOn w:val="11"/>
+    <w:basedOn w:val="703"/>
     <w:uiPriority w:val="99"/>
     <w:pPr>
       <w:pBdr/>
@@ -7826,29 +7723,6 @@
         <w:tblBorders/>
       </w:tblPr>
       <w:tcPr>
-        <w:shd w:color="ffffff"/>
-        <w:tcBorders>
-          <w:top w:val="none" w:color="000000" w:sz="4" w:space="0"/>
-          <w:left w:val="none" w:color="000000" w:sz="4" w:space="0"/>
-          <w:bottom w:val="none" w:color="000000" w:sz="4" w:space="0"/>
-          <w:right w:val="none" w:color="000000" w:sz="4" w:space="0"/>
-        </w:tcBorders>
-      </w:tcPr>
-    </w:tblStylePr>
-    <w:tblStylePr w:type="firstRow">
-      <w:rPr>
-        <w:b/>
-        <w:color w:val="404040"/>
-      </w:rPr>
-      <w:pPr>
-        <w:pBdr/>
-        <w:spacing/>
-        <w:ind/>
-      </w:pPr>
-      <w:tblPr>
-        <w:tblBorders/>
-      </w:tblPr>
-      <w:tcPr>
         <w:shd w:val="clear" w:color="ffffff"/>
         <w:tcBorders>
           <w:top w:val="none" w:color="000000" w:sz="4" w:space="0"/>
@@ -7858,30 +7732,7 @@
         </w:tcBorders>
       </w:tcPr>
     </w:tblStylePr>
-    <w:tblStylePr w:type="lastCol">
-      <w:rPr>
-        <w:i/>
-        <w:color w:val="404040"/>
-      </w:rPr>
-      <w:pPr>
-        <w:pBdr/>
-        <w:spacing/>
-        <w:ind/>
-      </w:pPr>
-      <w:tblPr>
-        <w:tblBorders/>
-      </w:tblPr>
-      <w:tcPr>
-        <w:shd w:color="ffffff"/>
-        <w:tcBorders>
-          <w:top w:val="none" w:color="000000" w:sz="4" w:space="0"/>
-          <w:left w:val="none" w:color="000000" w:sz="4" w:space="0"/>
-          <w:bottom w:val="none" w:color="000000" w:sz="4" w:space="0"/>
-          <w:right w:val="none" w:color="000000" w:sz="4" w:space="0"/>
-        </w:tcBorders>
-      </w:tcPr>
-    </w:tblStylePr>
-    <w:tblStylePr w:type="lastRow">
+    <w:tblStylePr w:type="firstRow">
       <w:rPr>
         <w:b/>
         <w:color w:val="404040"/>
@@ -7904,6 +7755,52 @@
         </w:tcBorders>
       </w:tcPr>
     </w:tblStylePr>
+    <w:tblStylePr w:type="lastCol">
+      <w:rPr>
+        <w:i/>
+        <w:color w:val="404040"/>
+      </w:rPr>
+      <w:pPr>
+        <w:pBdr/>
+        <w:spacing/>
+        <w:ind/>
+      </w:pPr>
+      <w:tblPr>
+        <w:tblBorders/>
+      </w:tblPr>
+      <w:tcPr>
+        <w:shd w:val="clear" w:color="ffffff"/>
+        <w:tcBorders>
+          <w:top w:val="none" w:color="000000" w:sz="4" w:space="0"/>
+          <w:left w:val="none" w:color="000000" w:sz="4" w:space="0"/>
+          <w:bottom w:val="none" w:color="000000" w:sz="4" w:space="0"/>
+          <w:right w:val="none" w:color="000000" w:sz="4" w:space="0"/>
+        </w:tcBorders>
+      </w:tcPr>
+    </w:tblStylePr>
+    <w:tblStylePr w:type="lastRow">
+      <w:rPr>
+        <w:b/>
+        <w:color w:val="404040"/>
+      </w:rPr>
+      <w:pPr>
+        <w:pBdr/>
+        <w:spacing/>
+        <w:ind/>
+      </w:pPr>
+      <w:tblPr>
+        <w:tblBorders/>
+      </w:tblPr>
+      <w:tcPr>
+        <w:shd w:val="clear" w:color="ffffff"/>
+        <w:tcBorders>
+          <w:top w:val="none" w:color="000000" w:sz="4" w:space="0"/>
+          <w:left w:val="none" w:color="000000" w:sz="4" w:space="0"/>
+          <w:bottom w:val="none" w:color="000000" w:sz="4" w:space="0"/>
+          <w:right w:val="none" w:color="000000" w:sz="4" w:space="0"/>
+        </w:tcBorders>
+      </w:tcPr>
+    </w:tblStylePr>
     <w:tblStylePr w:type="nwCell">
       <w:pPr>
         <w:pBdr/>
@@ -7970,9 +7867,9 @@
       </w:tcPr>
     </w:tblStylePr>
   </w:style>
-  <w:style w:type="table" w:styleId="37">
+  <w:style w:type="table" w:styleId="729">
     <w:name w:val="Grid Table 3 - Accent 4"/>
-    <w:basedOn w:val="11"/>
+    <w:basedOn w:val="703"/>
     <w:uiPriority w:val="99"/>
     <w:pPr>
       <w:pBdr/>
@@ -8071,29 +7968,6 @@
         <w:tblBorders/>
       </w:tblPr>
       <w:tcPr>
-        <w:shd w:color="ffffff"/>
-        <w:tcBorders>
-          <w:top w:val="none" w:color="000000" w:sz="4" w:space="0"/>
-          <w:left w:val="none" w:color="000000" w:sz="4" w:space="0"/>
-          <w:bottom w:val="none" w:color="000000" w:sz="4" w:space="0"/>
-          <w:right w:val="none" w:color="000000" w:sz="4" w:space="0"/>
-        </w:tcBorders>
-      </w:tcPr>
-    </w:tblStylePr>
-    <w:tblStylePr w:type="firstRow">
-      <w:rPr>
-        <w:b/>
-        <w:color w:val="404040"/>
-      </w:rPr>
-      <w:pPr>
-        <w:pBdr/>
-        <w:spacing/>
-        <w:ind/>
-      </w:pPr>
-      <w:tblPr>
-        <w:tblBorders/>
-      </w:tblPr>
-      <w:tcPr>
         <w:shd w:val="clear" w:color="ffffff"/>
         <w:tcBorders>
           <w:top w:val="none" w:color="000000" w:sz="4" w:space="0"/>
@@ -8103,30 +7977,7 @@
         </w:tcBorders>
       </w:tcPr>
     </w:tblStylePr>
-    <w:tblStylePr w:type="lastCol">
-      <w:rPr>
-        <w:i/>
-        <w:color w:val="404040"/>
-      </w:rPr>
-      <w:pPr>
-        <w:pBdr/>
-        <w:spacing/>
-        <w:ind/>
-      </w:pPr>
-      <w:tblPr>
-        <w:tblBorders/>
-      </w:tblPr>
-      <w:tcPr>
-        <w:shd w:color="ffffff"/>
-        <w:tcBorders>
-          <w:top w:val="none" w:color="000000" w:sz="4" w:space="0"/>
-          <w:left w:val="none" w:color="000000" w:sz="4" w:space="0"/>
-          <w:bottom w:val="none" w:color="000000" w:sz="4" w:space="0"/>
-          <w:right w:val="none" w:color="000000" w:sz="4" w:space="0"/>
-        </w:tcBorders>
-      </w:tcPr>
-    </w:tblStylePr>
-    <w:tblStylePr w:type="lastRow">
+    <w:tblStylePr w:type="firstRow">
       <w:rPr>
         <w:b/>
         <w:color w:val="404040"/>
@@ -8149,6 +8000,52 @@
         </w:tcBorders>
       </w:tcPr>
     </w:tblStylePr>
+    <w:tblStylePr w:type="lastCol">
+      <w:rPr>
+        <w:i/>
+        <w:color w:val="404040"/>
+      </w:rPr>
+      <w:pPr>
+        <w:pBdr/>
+        <w:spacing/>
+        <w:ind/>
+      </w:pPr>
+      <w:tblPr>
+        <w:tblBorders/>
+      </w:tblPr>
+      <w:tcPr>
+        <w:shd w:val="clear" w:color="ffffff"/>
+        <w:tcBorders>
+          <w:top w:val="none" w:color="000000" w:sz="4" w:space="0"/>
+          <w:left w:val="none" w:color="000000" w:sz="4" w:space="0"/>
+          <w:bottom w:val="none" w:color="000000" w:sz="4" w:space="0"/>
+          <w:right w:val="none" w:color="000000" w:sz="4" w:space="0"/>
+        </w:tcBorders>
+      </w:tcPr>
+    </w:tblStylePr>
+    <w:tblStylePr w:type="lastRow">
+      <w:rPr>
+        <w:b/>
+        <w:color w:val="404040"/>
+      </w:rPr>
+      <w:pPr>
+        <w:pBdr/>
+        <w:spacing/>
+        <w:ind/>
+      </w:pPr>
+      <w:tblPr>
+        <w:tblBorders/>
+      </w:tblPr>
+      <w:tcPr>
+        <w:shd w:val="clear" w:color="ffffff"/>
+        <w:tcBorders>
+          <w:top w:val="none" w:color="000000" w:sz="4" w:space="0"/>
+          <w:left w:val="none" w:color="000000" w:sz="4" w:space="0"/>
+          <w:bottom w:val="none" w:color="000000" w:sz="4" w:space="0"/>
+          <w:right w:val="none" w:color="000000" w:sz="4" w:space="0"/>
+        </w:tcBorders>
+      </w:tcPr>
+    </w:tblStylePr>
     <w:tblStylePr w:type="nwCell">
       <w:pPr>
         <w:pBdr/>
@@ -8215,9 +8112,9 @@
       </w:tcPr>
     </w:tblStylePr>
   </w:style>
-  <w:style w:type="table" w:styleId="38">
+  <w:style w:type="table" w:styleId="730">
     <w:name w:val="Grid Table 3 - Accent 5"/>
-    <w:basedOn w:val="11"/>
+    <w:basedOn w:val="703"/>
     <w:uiPriority w:val="99"/>
     <w:pPr>
       <w:pBdr/>
@@ -8316,29 +8213,6 @@
         <w:tblBorders/>
       </w:tblPr>
       <w:tcPr>
-        <w:shd w:color="ffffff"/>
-        <w:tcBorders>
-          <w:top w:val="none" w:color="000000" w:sz="4" w:space="0"/>
-          <w:left w:val="none" w:color="000000" w:sz="4" w:space="0"/>
-          <w:bottom w:val="none" w:color="000000" w:sz="4" w:space="0"/>
-          <w:right w:val="none" w:color="000000" w:sz="4" w:space="0"/>
-        </w:tcBorders>
-      </w:tcPr>
-    </w:tblStylePr>
-    <w:tblStylePr w:type="firstRow">
-      <w:rPr>
-        <w:b/>
-        <w:color w:val="404040"/>
-      </w:rPr>
-      <w:pPr>
-        <w:pBdr/>
-        <w:spacing/>
-        <w:ind/>
-      </w:pPr>
-      <w:tblPr>
-        <w:tblBorders/>
-      </w:tblPr>
-      <w:tcPr>
         <w:shd w:val="clear" w:color="ffffff"/>
         <w:tcBorders>
           <w:top w:val="none" w:color="000000" w:sz="4" w:space="0"/>
@@ -8348,30 +8222,7 @@
         </w:tcBorders>
       </w:tcPr>
     </w:tblStylePr>
-    <w:tblStylePr w:type="lastCol">
-      <w:rPr>
-        <w:i/>
-        <w:color w:val="404040"/>
-      </w:rPr>
-      <w:pPr>
-        <w:pBdr/>
-        <w:spacing/>
-        <w:ind/>
-      </w:pPr>
-      <w:tblPr>
-        <w:tblBorders/>
-      </w:tblPr>
-      <w:tcPr>
-        <w:shd w:color="ffffff"/>
-        <w:tcBorders>
-          <w:top w:val="none" w:color="000000" w:sz="4" w:space="0"/>
-          <w:left w:val="none" w:color="000000" w:sz="4" w:space="0"/>
-          <w:bottom w:val="none" w:color="000000" w:sz="4" w:space="0"/>
-          <w:right w:val="none" w:color="000000" w:sz="4" w:space="0"/>
-        </w:tcBorders>
-      </w:tcPr>
-    </w:tblStylePr>
-    <w:tblStylePr w:type="lastRow">
+    <w:tblStylePr w:type="firstRow">
       <w:rPr>
         <w:b/>
         <w:color w:val="404040"/>
@@ -8394,6 +8245,52 @@
         </w:tcBorders>
       </w:tcPr>
     </w:tblStylePr>
+    <w:tblStylePr w:type="lastCol">
+      <w:rPr>
+        <w:i/>
+        <w:color w:val="404040"/>
+      </w:rPr>
+      <w:pPr>
+        <w:pBdr/>
+        <w:spacing/>
+        <w:ind/>
+      </w:pPr>
+      <w:tblPr>
+        <w:tblBorders/>
+      </w:tblPr>
+      <w:tcPr>
+        <w:shd w:val="clear" w:color="ffffff"/>
+        <w:tcBorders>
+          <w:top w:val="none" w:color="000000" w:sz="4" w:space="0"/>
+          <w:left w:val="none" w:color="000000" w:sz="4" w:space="0"/>
+          <w:bottom w:val="none" w:color="000000" w:sz="4" w:space="0"/>
+          <w:right w:val="none" w:color="000000" w:sz="4" w:space="0"/>
+        </w:tcBorders>
+      </w:tcPr>
+    </w:tblStylePr>
+    <w:tblStylePr w:type="lastRow">
+      <w:rPr>
+        <w:b/>
+        <w:color w:val="404040"/>
+      </w:rPr>
+      <w:pPr>
+        <w:pBdr/>
+        <w:spacing/>
+        <w:ind/>
+      </w:pPr>
+      <w:tblPr>
+        <w:tblBorders/>
+      </w:tblPr>
+      <w:tcPr>
+        <w:shd w:val="clear" w:color="ffffff"/>
+        <w:tcBorders>
+          <w:top w:val="none" w:color="000000" w:sz="4" w:space="0"/>
+          <w:left w:val="none" w:color="000000" w:sz="4" w:space="0"/>
+          <w:bottom w:val="none" w:color="000000" w:sz="4" w:space="0"/>
+          <w:right w:val="none" w:color="000000" w:sz="4" w:space="0"/>
+        </w:tcBorders>
+      </w:tcPr>
+    </w:tblStylePr>
     <w:tblStylePr w:type="nwCell">
       <w:pPr>
         <w:pBdr/>
@@ -8460,9 +8357,9 @@
       </w:tcPr>
     </w:tblStylePr>
   </w:style>
-  <w:style w:type="table" w:styleId="39">
+  <w:style w:type="table" w:styleId="731">
     <w:name w:val="Grid Table 3 - Accent 6"/>
-    <w:basedOn w:val="11"/>
+    <w:basedOn w:val="703"/>
     <w:uiPriority w:val="99"/>
     <w:pPr>
       <w:pBdr/>
@@ -8561,29 +8458,6 @@
         <w:tblBorders/>
       </w:tblPr>
       <w:tcPr>
-        <w:shd w:color="ffffff"/>
-        <w:tcBorders>
-          <w:top w:val="none" w:color="000000" w:sz="4" w:space="0"/>
-          <w:left w:val="none" w:color="000000" w:sz="4" w:space="0"/>
-          <w:bottom w:val="none" w:color="000000" w:sz="4" w:space="0"/>
-          <w:right w:val="none" w:color="000000" w:sz="4" w:space="0"/>
-        </w:tcBorders>
-      </w:tcPr>
-    </w:tblStylePr>
-    <w:tblStylePr w:type="firstRow">
-      <w:rPr>
-        <w:b/>
-        <w:color w:val="404040"/>
-      </w:rPr>
-      <w:pPr>
-        <w:pBdr/>
-        <w:spacing/>
-        <w:ind/>
-      </w:pPr>
-      <w:tblPr>
-        <w:tblBorders/>
-      </w:tblPr>
-      <w:tcPr>
         <w:shd w:val="clear" w:color="ffffff"/>
         <w:tcBorders>
           <w:top w:val="none" w:color="000000" w:sz="4" w:space="0"/>
@@ -8593,30 +8467,7 @@
         </w:tcBorders>
       </w:tcPr>
     </w:tblStylePr>
-    <w:tblStylePr w:type="lastCol">
-      <w:rPr>
-        <w:i/>
-        <w:color w:val="404040"/>
-      </w:rPr>
-      <w:pPr>
-        <w:pBdr/>
-        <w:spacing/>
-        <w:ind/>
-      </w:pPr>
-      <w:tblPr>
-        <w:tblBorders/>
-      </w:tblPr>
-      <w:tcPr>
-        <w:shd w:color="ffffff"/>
-        <w:tcBorders>
-          <w:top w:val="none" w:color="000000" w:sz="4" w:space="0"/>
-          <w:left w:val="none" w:color="000000" w:sz="4" w:space="0"/>
-          <w:bottom w:val="none" w:color="000000" w:sz="4" w:space="0"/>
-          <w:right w:val="none" w:color="000000" w:sz="4" w:space="0"/>
-        </w:tcBorders>
-      </w:tcPr>
-    </w:tblStylePr>
-    <w:tblStylePr w:type="lastRow">
+    <w:tblStylePr w:type="firstRow">
       <w:rPr>
         <w:b/>
         <w:color w:val="404040"/>
@@ -8639,6 +8490,52 @@
         </w:tcBorders>
       </w:tcPr>
     </w:tblStylePr>
+    <w:tblStylePr w:type="lastCol">
+      <w:rPr>
+        <w:i/>
+        <w:color w:val="404040"/>
+      </w:rPr>
+      <w:pPr>
+        <w:pBdr/>
+        <w:spacing/>
+        <w:ind/>
+      </w:pPr>
+      <w:tblPr>
+        <w:tblBorders/>
+      </w:tblPr>
+      <w:tcPr>
+        <w:shd w:val="clear" w:color="ffffff"/>
+        <w:tcBorders>
+          <w:top w:val="none" w:color="000000" w:sz="4" w:space="0"/>
+          <w:left w:val="none" w:color="000000" w:sz="4" w:space="0"/>
+          <w:bottom w:val="none" w:color="000000" w:sz="4" w:space="0"/>
+          <w:right w:val="none" w:color="000000" w:sz="4" w:space="0"/>
+        </w:tcBorders>
+      </w:tcPr>
+    </w:tblStylePr>
+    <w:tblStylePr w:type="lastRow">
+      <w:rPr>
+        <w:b/>
+        <w:color w:val="404040"/>
+      </w:rPr>
+      <w:pPr>
+        <w:pBdr/>
+        <w:spacing/>
+        <w:ind/>
+      </w:pPr>
+      <w:tblPr>
+        <w:tblBorders/>
+      </w:tblPr>
+      <w:tcPr>
+        <w:shd w:val="clear" w:color="ffffff"/>
+        <w:tcBorders>
+          <w:top w:val="none" w:color="000000" w:sz="4" w:space="0"/>
+          <w:left w:val="none" w:color="000000" w:sz="4" w:space="0"/>
+          <w:bottom w:val="none" w:color="000000" w:sz="4" w:space="0"/>
+          <w:right w:val="none" w:color="000000" w:sz="4" w:space="0"/>
+        </w:tcBorders>
+      </w:tcPr>
+    </w:tblStylePr>
     <w:tblStylePr w:type="nwCell">
       <w:pPr>
         <w:pBdr/>
@@ -8705,9 +8602,9 @@
       </w:tcPr>
     </w:tblStylePr>
   </w:style>
-  <w:style w:type="table" w:styleId="40">
+  <w:style w:type="table" w:styleId="732">
     <w:name w:val="Grid Table 4"/>
-    <w:basedOn w:val="11"/>
+    <w:basedOn w:val="703"/>
     <w:uiPriority w:val="59"/>
     <w:pPr>
       <w:pBdr/>
@@ -8938,9 +8835,9 @@
       </w:tcPr>
     </w:tblStylePr>
   </w:style>
-  <w:style w:type="table" w:styleId="41">
+  <w:style w:type="table" w:styleId="733">
     <w:name w:val="Grid Table 4 - Accent 1"/>
-    <w:basedOn w:val="11"/>
+    <w:basedOn w:val="703"/>
     <w:uiPriority w:val="59"/>
     <w:pPr>
       <w:pBdr/>
@@ -9171,9 +9068,9 @@
       </w:tcPr>
     </w:tblStylePr>
   </w:style>
-  <w:style w:type="table" w:styleId="42">
+  <w:style w:type="table" w:styleId="734">
     <w:name w:val="Grid Table 4 - Accent 2"/>
-    <w:basedOn w:val="11"/>
+    <w:basedOn w:val="703"/>
     <w:uiPriority w:val="59"/>
     <w:pPr>
       <w:pBdr/>
@@ -9404,9 +9301,9 @@
       </w:tcPr>
     </w:tblStylePr>
   </w:style>
-  <w:style w:type="table" w:styleId="43">
+  <w:style w:type="table" w:styleId="735">
     <w:name w:val="Grid Table 4 - Accent 3"/>
-    <w:basedOn w:val="11"/>
+    <w:basedOn w:val="703"/>
     <w:uiPriority w:val="59"/>
     <w:pPr>
       <w:pBdr/>
@@ -9637,9 +9534,9 @@
       </w:tcPr>
     </w:tblStylePr>
   </w:style>
-  <w:style w:type="table" w:styleId="44">
+  <w:style w:type="table" w:styleId="736">
     <w:name w:val="Grid Table 4 - Accent 4"/>
-    <w:basedOn w:val="11"/>
+    <w:basedOn w:val="703"/>
     <w:uiPriority w:val="59"/>
     <w:pPr>
       <w:pBdr/>
@@ -9870,9 +9767,9 @@
       </w:tcPr>
     </w:tblStylePr>
   </w:style>
-  <w:style w:type="table" w:styleId="45">
+  <w:style w:type="table" w:styleId="737">
     <w:name w:val="Grid Table 4 - Accent 5"/>
-    <w:basedOn w:val="11"/>
+    <w:basedOn w:val="703"/>
     <w:uiPriority w:val="59"/>
     <w:pPr>
       <w:pBdr/>
@@ -10103,9 +10000,9 @@
       </w:tcPr>
     </w:tblStylePr>
   </w:style>
-  <w:style w:type="table" w:styleId="46">
+  <w:style w:type="table" w:styleId="738">
     <w:name w:val="Grid Table 4 - Accent 6"/>
-    <w:basedOn w:val="11"/>
+    <w:basedOn w:val="703"/>
     <w:uiPriority w:val="59"/>
     <w:pPr>
       <w:pBdr/>
@@ -10336,9 +10233,9 @@
       </w:tcPr>
     </w:tblStylePr>
   </w:style>
-  <w:style w:type="table" w:styleId="47">
+  <w:style w:type="table" w:styleId="739">
     <w:name w:val="Grid Table 5 Dark"/>
-    <w:basedOn w:val="11"/>
+    <w:basedOn w:val="703"/>
     <w:uiPriority w:val="99"/>
     <w:pPr>
       <w:pBdr/>
@@ -10564,9 +10461,9 @@
       </w:tcPr>
     </w:tblStylePr>
   </w:style>
-  <w:style w:type="table" w:styleId="48">
+  <w:style w:type="table" w:styleId="740">
     <w:name w:val="Grid Table 5 Dark- Accent 1"/>
-    <w:basedOn w:val="11"/>
+    <w:basedOn w:val="703"/>
     <w:uiPriority w:val="99"/>
     <w:pPr>
       <w:pBdr/>
@@ -10792,9 +10689,9 @@
       </w:tcPr>
     </w:tblStylePr>
   </w:style>
-  <w:style w:type="table" w:styleId="49">
+  <w:style w:type="table" w:styleId="741">
     <w:name w:val="Grid Table 5 Dark - Accent 2"/>
-    <w:basedOn w:val="11"/>
+    <w:basedOn w:val="703"/>
     <w:uiPriority w:val="99"/>
     <w:pPr>
       <w:pBdr/>
@@ -11020,9 +10917,9 @@
       </w:tcPr>
     </w:tblStylePr>
   </w:style>
-  <w:style w:type="table" w:styleId="50">
+  <w:style w:type="table" w:styleId="742">
     <w:name w:val="Grid Table 5 Dark - Accent 3"/>
-    <w:basedOn w:val="11"/>
+    <w:basedOn w:val="703"/>
     <w:uiPriority w:val="99"/>
     <w:pPr>
       <w:pBdr/>
@@ -11248,9 +11145,9 @@
       </w:tcPr>
     </w:tblStylePr>
   </w:style>
-  <w:style w:type="table" w:styleId="51">
+  <w:style w:type="table" w:styleId="743">
     <w:name w:val="Grid Table 5 Dark- Accent 4"/>
-    <w:basedOn w:val="11"/>
+    <w:basedOn w:val="703"/>
     <w:uiPriority w:val="99"/>
     <w:pPr>
       <w:pBdr/>
@@ -11476,9 +11373,9 @@
       </w:tcPr>
     </w:tblStylePr>
   </w:style>
-  <w:style w:type="table" w:styleId="52">
+  <w:style w:type="table" w:styleId="744">
     <w:name w:val="Grid Table 5 Dark - Accent 5"/>
-    <w:basedOn w:val="11"/>
+    <w:basedOn w:val="703"/>
     <w:uiPriority w:val="99"/>
     <w:pPr>
       <w:pBdr/>
@@ -11704,9 +11601,9 @@
       </w:tcPr>
     </w:tblStylePr>
   </w:style>
-  <w:style w:type="table" w:styleId="53">
+  <w:style w:type="table" w:styleId="745">
     <w:name w:val="Grid Table 5 Dark - Accent 6"/>
-    <w:basedOn w:val="11"/>
+    <w:basedOn w:val="703"/>
     <w:uiPriority w:val="99"/>
     <w:pPr>
       <w:pBdr/>
@@ -11932,9 +11829,9 @@
       </w:tcPr>
     </w:tblStylePr>
   </w:style>
-  <w:style w:type="table" w:styleId="54">
+  <w:style w:type="table" w:styleId="746">
     <w:name w:val="Grid Table 6 Colorful"/>
-    <w:basedOn w:val="11"/>
+    <w:basedOn w:val="703"/>
     <w:uiPriority w:val="99"/>
     <w:pPr>
       <w:pBdr/>
@@ -12162,9 +12059,9 @@
       </w:tcPr>
     </w:tblStylePr>
   </w:style>
-  <w:style w:type="table" w:styleId="55">
+  <w:style w:type="table" w:styleId="747">
     <w:name w:val="Grid Table 6 Colorful - Accent 1"/>
-    <w:basedOn w:val="11"/>
+    <w:basedOn w:val="703"/>
     <w:uiPriority w:val="99"/>
     <w:pPr>
       <w:pBdr/>
@@ -12392,9 +12289,9 @@
       </w:tcPr>
     </w:tblStylePr>
   </w:style>
-  <w:style w:type="table" w:styleId="56">
+  <w:style w:type="table" w:styleId="748">
     <w:name w:val="Grid Table 6 Colorful - Accent 2"/>
-    <w:basedOn w:val="11"/>
+    <w:basedOn w:val="703"/>
     <w:uiPriority w:val="99"/>
     <w:pPr>
       <w:pBdr/>
@@ -12622,9 +12519,9 @@
       </w:tcPr>
     </w:tblStylePr>
   </w:style>
-  <w:style w:type="table" w:styleId="57">
+  <w:style w:type="table" w:styleId="749">
     <w:name w:val="Grid Table 6 Colorful - Accent 3"/>
-    <w:basedOn w:val="11"/>
+    <w:basedOn w:val="703"/>
     <w:uiPriority w:val="99"/>
     <w:pPr>
       <w:pBdr/>
@@ -12852,9 +12749,9 @@
       </w:tcPr>
     </w:tblStylePr>
   </w:style>
-  <w:style w:type="table" w:styleId="58">
+  <w:style w:type="table" w:styleId="750">
     <w:name w:val="Grid Table 6 Colorful - Accent 4"/>
-    <w:basedOn w:val="11"/>
+    <w:basedOn w:val="703"/>
     <w:uiPriority w:val="99"/>
     <w:pPr>
       <w:pBdr/>
@@ -13082,9 +12979,9 @@
       </w:tcPr>
     </w:tblStylePr>
   </w:style>
-  <w:style w:type="table" w:styleId="59">
+  <w:style w:type="table" w:styleId="751">
     <w:name w:val="Grid Table 6 Colorful - Accent 5"/>
-    <w:basedOn w:val="11"/>
+    <w:basedOn w:val="703"/>
     <w:uiPriority w:val="99"/>
     <w:pPr>
       <w:pBdr/>
@@ -13312,9 +13209,9 @@
       </w:tcPr>
     </w:tblStylePr>
   </w:style>
-  <w:style w:type="table" w:styleId="60">
+  <w:style w:type="table" w:styleId="752">
     <w:name w:val="Grid Table 6 Colorful - Accent 6"/>
-    <w:basedOn w:val="11"/>
+    <w:basedOn w:val="703"/>
     <w:uiPriority w:val="99"/>
     <w:pPr>
       <w:pBdr/>
@@ -13542,9 +13439,9 @@
       </w:tcPr>
     </w:tblStylePr>
   </w:style>
-  <w:style w:type="table" w:styleId="61">
+  <w:style w:type="table" w:styleId="753">
     <w:name w:val="Grid Table 7 Colorful"/>
-    <w:basedOn w:val="11"/>
+    <w:basedOn w:val="703"/>
     <w:uiPriority w:val="99"/>
     <w:pPr>
       <w:pBdr/>
@@ -13646,11 +13543,11 @@
         <w:tblBorders/>
       </w:tblPr>
       <w:tcPr>
-        <w:shd w:color="ffffff"/>
+        <w:shd w:val="clear" w:color="ffffff"/>
         <w:tcBorders>
-          <w:top w:val="none"/>
-          <w:left w:val="none"/>
-          <w:bottom w:val="none"/>
+          <w:top w:val="none" w:color="000000" w:sz="4" w:space="0"/>
+          <w:left w:val="none" w:color="000000" w:sz="4" w:space="0"/>
+          <w:bottom w:val="none" w:color="000000" w:sz="4" w:space="0"/>
           <w:right w:val="single" w:color="000000" w:themeColor="text1" w:themeTint="80" w:sz="4" w:space="0"/>
         </w:tcBorders>
       </w:tcPr>
@@ -13673,10 +13570,10 @@
       <w:tcPr>
         <w:shd w:val="clear" w:color="ffffff" w:themeColor="light1" w:fill="ffffff" w:themeFill="light1"/>
         <w:tcBorders>
-          <w:top w:val="none"/>
-          <w:left w:val="none"/>
+          <w:top w:val="none" w:color="000000" w:sz="4" w:space="0"/>
+          <w:left w:val="none" w:color="000000" w:sz="4" w:space="0"/>
           <w:bottom w:val="single" w:color="000000" w:themeColor="text1" w:themeTint="80" w:sz="4" w:space="0"/>
-          <w:right w:val="none"/>
+          <w:right w:val="none" w:color="000000" w:sz="4" w:space="0"/>
         </w:tcBorders>
       </w:tcPr>
     </w:tblStylePr>
@@ -13696,12 +13593,12 @@
         <w:tblBorders/>
       </w:tblPr>
       <w:tcPr>
-        <w:shd w:color="ffffff"/>
+        <w:shd w:val="clear" w:color="ffffff"/>
         <w:tcBorders>
-          <w:top w:val="none"/>
+          <w:top w:val="none" w:color="000000" w:sz="4" w:space="0"/>
           <w:left w:val="single" w:color="000000" w:themeColor="text1" w:themeTint="80" w:sz="4" w:space="0"/>
-          <w:bottom w:val="none"/>
-          <w:right w:val="none"/>
+          <w:bottom w:val="none" w:color="000000" w:sz="4" w:space="0"/>
+          <w:right w:val="none" w:color="000000" w:sz="4" w:space="0"/>
         </w:tcBorders>
       </w:tcPr>
     </w:tblStylePr>
@@ -13724,9 +13621,9 @@
         <w:shd w:val="clear" w:color="ffffff" w:themeColor="light1" w:fill="ffffff" w:themeFill="light1"/>
         <w:tcBorders>
           <w:top w:val="single" w:color="000000" w:themeColor="text1" w:themeTint="80" w:sz="4" w:space="0"/>
-          <w:left w:val="none"/>
-          <w:bottom w:val="none"/>
-          <w:right w:val="none"/>
+          <w:left w:val="none" w:color="000000" w:sz="4" w:space="0"/>
+          <w:bottom w:val="none" w:color="000000" w:sz="4" w:space="0"/>
+          <w:right w:val="none" w:color="000000" w:sz="4" w:space="0"/>
         </w:tcBorders>
       </w:tcPr>
     </w:tblStylePr>
@@ -13796,9 +13693,9 @@
       </w:tcPr>
     </w:tblStylePr>
   </w:style>
-  <w:style w:type="table" w:styleId="62">
+  <w:style w:type="table" w:styleId="754">
     <w:name w:val="Grid Table 7 Colorful - Accent 1"/>
-    <w:basedOn w:val="11"/>
+    <w:basedOn w:val="703"/>
     <w:uiPriority w:val="99"/>
     <w:pPr>
       <w:pBdr/>
@@ -13900,11 +13797,11 @@
         <w:tblBorders/>
       </w:tblPr>
       <w:tcPr>
-        <w:shd w:color="ffffff"/>
+        <w:shd w:val="clear" w:color="ffffff"/>
         <w:tcBorders>
-          <w:top w:val="none"/>
-          <w:left w:val="none"/>
-          <w:bottom w:val="none"/>
+          <w:top w:val="none" w:color="000000" w:sz="4" w:space="0"/>
+          <w:left w:val="none" w:color="000000" w:sz="4" w:space="0"/>
+          <w:bottom w:val="none" w:color="000000" w:sz="4" w:space="0"/>
           <w:right w:val="single" w:color="000000" w:themeColor="accent1" w:themeTint="80" w:sz="4" w:space="0"/>
         </w:tcBorders>
       </w:tcPr>
@@ -13927,10 +13824,10 @@
       <w:tcPr>
         <w:shd w:val="clear" w:color="ffffff" w:themeColor="light1" w:fill="ffffff" w:themeFill="light1"/>
         <w:tcBorders>
-          <w:top w:val="none"/>
-          <w:left w:val="none"/>
+          <w:top w:val="none" w:color="000000" w:sz="4" w:space="0"/>
+          <w:left w:val="none" w:color="000000" w:sz="4" w:space="0"/>
           <w:bottom w:val="single" w:color="000000" w:themeColor="accent1" w:themeTint="80" w:sz="4" w:space="0"/>
-          <w:right w:val="none"/>
+          <w:right w:val="none" w:color="000000" w:sz="4" w:space="0"/>
         </w:tcBorders>
       </w:tcPr>
     </w:tblStylePr>
@@ -13950,12 +13847,12 @@
         <w:tblBorders/>
       </w:tblPr>
       <w:tcPr>
-        <w:shd w:color="ffffff"/>
+        <w:shd w:val="clear" w:color="ffffff"/>
         <w:tcBorders>
-          <w:top w:val="none"/>
+          <w:top w:val="none" w:color="000000" w:sz="4" w:space="0"/>
           <w:left w:val="single" w:color="000000" w:themeColor="accent1" w:themeTint="80" w:sz="4" w:space="0"/>
-          <w:bottom w:val="none"/>
-          <w:right w:val="none"/>
+          <w:bottom w:val="none" w:color="000000" w:sz="4" w:space="0"/>
+          <w:right w:val="none" w:color="000000" w:sz="4" w:space="0"/>
         </w:tcBorders>
       </w:tcPr>
     </w:tblStylePr>
@@ -13978,9 +13875,9 @@
         <w:shd w:val="clear" w:color="ffffff" w:themeColor="light1" w:fill="ffffff" w:themeFill="light1"/>
         <w:tcBorders>
           <w:top w:val="single" w:color="000000" w:themeColor="accent1" w:themeTint="80" w:sz="4" w:space="0"/>
-          <w:left w:val="none"/>
-          <w:bottom w:val="none"/>
-          <w:right w:val="none"/>
+          <w:left w:val="none" w:color="000000" w:sz="4" w:space="0"/>
+          <w:bottom w:val="none" w:color="000000" w:sz="4" w:space="0"/>
+          <w:right w:val="none" w:color="000000" w:sz="4" w:space="0"/>
         </w:tcBorders>
       </w:tcPr>
     </w:tblStylePr>
@@ -14050,9 +13947,9 @@
       </w:tcPr>
     </w:tblStylePr>
   </w:style>
-  <w:style w:type="table" w:styleId="63">
+  <w:style w:type="table" w:styleId="755">
     <w:name w:val="Grid Table 7 Colorful - Accent 2"/>
-    <w:basedOn w:val="11"/>
+    <w:basedOn w:val="703"/>
     <w:uiPriority w:val="99"/>
     <w:pPr>
       <w:pBdr/>
@@ -14154,11 +14051,11 @@
         <w:tblBorders/>
       </w:tblPr>
       <w:tcPr>
-        <w:shd w:color="ffffff"/>
+        <w:shd w:val="clear" w:color="ffffff"/>
         <w:tcBorders>
-          <w:top w:val="none"/>
-          <w:left w:val="none"/>
-          <w:bottom w:val="none"/>
+          <w:top w:val="none" w:color="000000" w:sz="4" w:space="0"/>
+          <w:left w:val="none" w:color="000000" w:sz="4" w:space="0"/>
+          <w:bottom w:val="none" w:color="000000" w:sz="4" w:space="0"/>
           <w:right w:val="single" w:color="000000" w:themeColor="accent2" w:themeTint="97" w:sz="4" w:space="0"/>
         </w:tcBorders>
       </w:tcPr>
@@ -14181,10 +14078,10 @@
       <w:tcPr>
         <w:shd w:val="clear" w:color="ffffff" w:themeColor="light1" w:fill="ffffff" w:themeFill="light1"/>
         <w:tcBorders>
-          <w:top w:val="none"/>
-          <w:left w:val="none"/>
+          <w:top w:val="none" w:color="000000" w:sz="4" w:space="0"/>
+          <w:left w:val="none" w:color="000000" w:sz="4" w:space="0"/>
           <w:bottom w:val="single" w:color="000000" w:themeColor="accent2" w:themeTint="97" w:sz="4" w:space="0"/>
-          <w:right w:val="none"/>
+          <w:right w:val="none" w:color="000000" w:sz="4" w:space="0"/>
         </w:tcBorders>
       </w:tcPr>
     </w:tblStylePr>
@@ -14204,12 +14101,12 @@
         <w:tblBorders/>
       </w:tblPr>
       <w:tcPr>
-        <w:shd w:color="ffffff"/>
+        <w:shd w:val="clear" w:color="ffffff"/>
         <w:tcBorders>
-          <w:top w:val="none"/>
+          <w:top w:val="none" w:color="000000" w:sz="4" w:space="0"/>
           <w:left w:val="single" w:color="000000" w:themeColor="accent2" w:themeTint="97" w:sz="4" w:space="0"/>
-          <w:bottom w:val="none"/>
-          <w:right w:val="none"/>
+          <w:bottom w:val="none" w:color="000000" w:sz="4" w:space="0"/>
+          <w:right w:val="none" w:color="000000" w:sz="4" w:space="0"/>
         </w:tcBorders>
       </w:tcPr>
     </w:tblStylePr>
@@ -14232,9 +14129,9 @@
         <w:shd w:val="clear" w:color="ffffff" w:themeColor="light1" w:fill="ffffff" w:themeFill="light1"/>
         <w:tcBorders>
           <w:top w:val="single" w:color="000000" w:themeColor="accent2" w:themeTint="97" w:sz="4" w:space="0"/>
-          <w:left w:val="none"/>
-          <w:bottom w:val="none"/>
-          <w:right w:val="none"/>
+          <w:left w:val="none" w:color="000000" w:sz="4" w:space="0"/>
+          <w:bottom w:val="none" w:color="000000" w:sz="4" w:space="0"/>
+          <w:right w:val="none" w:color="000000" w:sz="4" w:space="0"/>
         </w:tcBorders>
       </w:tcPr>
     </w:tblStylePr>
@@ -14304,9 +14201,9 @@
       </w:tcPr>
     </w:tblStylePr>
   </w:style>
-  <w:style w:type="table" w:styleId="64">
+  <w:style w:type="table" w:styleId="756">
     <w:name w:val="Grid Table 7 Colorful - Accent 3"/>
-    <w:basedOn w:val="11"/>
+    <w:basedOn w:val="703"/>
     <w:uiPriority w:val="99"/>
     <w:pPr>
       <w:pBdr/>
@@ -14408,11 +14305,11 @@
         <w:tblBorders/>
       </w:tblPr>
       <w:tcPr>
-        <w:shd w:color="ffffff"/>
+        <w:shd w:val="clear" w:color="ffffff"/>
         <w:tcBorders>
-          <w:top w:val="none"/>
-          <w:left w:val="none"/>
-          <w:bottom w:val="none"/>
+          <w:top w:val="none" w:color="000000" w:sz="4" w:space="0"/>
+          <w:left w:val="none" w:color="000000" w:sz="4" w:space="0"/>
+          <w:bottom w:val="none" w:color="000000" w:sz="4" w:space="0"/>
           <w:right w:val="single" w:color="000000" w:themeColor="accent3" w:themeTint="FE" w:sz="4" w:space="0"/>
         </w:tcBorders>
       </w:tcPr>
@@ -14435,10 +14332,10 @@
       <w:tcPr>
         <w:shd w:val="clear" w:color="ffffff" w:themeColor="light1" w:fill="ffffff" w:themeFill="light1"/>
         <w:tcBorders>
-          <w:top w:val="none"/>
-          <w:left w:val="none"/>
+          <w:top w:val="none" w:color="000000" w:sz="4" w:space="0"/>
+          <w:left w:val="none" w:color="000000" w:sz="4" w:space="0"/>
           <w:bottom w:val="single" w:color="000000" w:themeColor="accent3" w:themeTint="FE" w:sz="4" w:space="0"/>
-          <w:right w:val="none"/>
+          <w:right w:val="none" w:color="000000" w:sz="4" w:space="0"/>
         </w:tcBorders>
       </w:tcPr>
     </w:tblStylePr>
@@ -14458,12 +14355,12 @@
         <w:tblBorders/>
       </w:tblPr>
       <w:tcPr>
-        <w:shd w:color="ffffff"/>
+        <w:shd w:val="clear" w:color="ffffff"/>
         <w:tcBorders>
-          <w:top w:val="none"/>
+          <w:top w:val="none" w:color="000000" w:sz="4" w:space="0"/>
           <w:left w:val="single" w:color="000000" w:themeColor="accent3" w:themeTint="FE" w:sz="4" w:space="0"/>
-          <w:bottom w:val="none"/>
-          <w:right w:val="none"/>
+          <w:bottom w:val="none" w:color="000000" w:sz="4" w:space="0"/>
+          <w:right w:val="none" w:color="000000" w:sz="4" w:space="0"/>
         </w:tcBorders>
       </w:tcPr>
     </w:tblStylePr>
@@ -14486,9 +14383,9 @@
         <w:shd w:val="clear" w:color="ffffff" w:themeColor="light1" w:fill="ffffff" w:themeFill="light1"/>
         <w:tcBorders>
           <w:top w:val="single" w:color="000000" w:themeColor="accent3" w:themeTint="FE" w:sz="4" w:space="0"/>
-          <w:left w:val="none"/>
-          <w:bottom w:val="none"/>
-          <w:right w:val="none"/>
+          <w:left w:val="none" w:color="000000" w:sz="4" w:space="0"/>
+          <w:bottom w:val="none" w:color="000000" w:sz="4" w:space="0"/>
+          <w:right w:val="none" w:color="000000" w:sz="4" w:space="0"/>
         </w:tcBorders>
       </w:tcPr>
     </w:tblStylePr>
@@ -14558,9 +14455,9 @@
       </w:tcPr>
     </w:tblStylePr>
   </w:style>
-  <w:style w:type="table" w:styleId="65">
+  <w:style w:type="table" w:styleId="757">
     <w:name w:val="Grid Table 7 Colorful - Accent 4"/>
-    <w:basedOn w:val="11"/>
+    <w:basedOn w:val="703"/>
     <w:uiPriority w:val="99"/>
     <w:pPr>
       <w:pBdr/>
@@ -14662,11 +14559,11 @@
         <w:tblBorders/>
       </w:tblPr>
       <w:tcPr>
-        <w:shd w:color="ffffff"/>
+        <w:shd w:val="clear" w:color="ffffff"/>
         <w:tcBorders>
-          <w:top w:val="none"/>
-          <w:left w:val="none"/>
-          <w:bottom w:val="none"/>
+          <w:top w:val="none" w:color="000000" w:sz="4" w:space="0"/>
+          <w:left w:val="none" w:color="000000" w:sz="4" w:space="0"/>
+          <w:bottom w:val="none" w:color="000000" w:sz="4" w:space="0"/>
           <w:right w:val="single" w:color="000000" w:themeColor="accent4" w:themeTint="9A" w:sz="4" w:space="0"/>
         </w:tcBorders>
       </w:tcPr>
@@ -14689,10 +14586,10 @@
       <w:tcPr>
         <w:shd w:val="clear" w:color="ffffff" w:themeColor="light1" w:fill="ffffff" w:themeFill="light1"/>
         <w:tcBorders>
-          <w:top w:val="none"/>
-          <w:left w:val="none"/>
+          <w:top w:val="none" w:color="000000" w:sz="4" w:space="0"/>
+          <w:left w:val="none" w:color="000000" w:sz="4" w:space="0"/>
           <w:bottom w:val="single" w:color="000000" w:themeColor="accent4" w:themeTint="9A" w:sz="4" w:space="0"/>
-          <w:right w:val="none"/>
+          <w:right w:val="none" w:color="000000" w:sz="4" w:space="0"/>
         </w:tcBorders>
       </w:tcPr>
     </w:tblStylePr>
@@ -14712,12 +14609,12 @@
         <w:tblBorders/>
       </w:tblPr>
       <w:tcPr>
-        <w:shd w:color="ffffff"/>
+        <w:shd w:val="clear" w:color="ffffff"/>
         <w:tcBorders>
-          <w:top w:val="none"/>
+          <w:top w:val="none" w:color="000000" w:sz="4" w:space="0"/>
           <w:left w:val="single" w:color="000000" w:themeColor="accent4" w:themeTint="9A" w:sz="4" w:space="0"/>
-          <w:bottom w:val="none"/>
-          <w:right w:val="none"/>
+          <w:bottom w:val="none" w:color="000000" w:sz="4" w:space="0"/>
+          <w:right w:val="none" w:color="000000" w:sz="4" w:space="0"/>
         </w:tcBorders>
       </w:tcPr>
     </w:tblStylePr>
@@ -14740,9 +14637,9 @@
         <w:shd w:val="clear" w:color="ffffff" w:themeColor="light1" w:fill="ffffff" w:themeFill="light1"/>
         <w:tcBorders>
           <w:top w:val="single" w:color="000000" w:themeColor="accent4" w:themeTint="9A" w:sz="4" w:space="0"/>
-          <w:left w:val="none"/>
-          <w:bottom w:val="none"/>
-          <w:right w:val="none"/>
+          <w:left w:val="none" w:color="000000" w:sz="4" w:space="0"/>
+          <w:bottom w:val="none" w:color="000000" w:sz="4" w:space="0"/>
+          <w:right w:val="none" w:color="000000" w:sz="4" w:space="0"/>
         </w:tcBorders>
       </w:tcPr>
     </w:tblStylePr>
@@ -14812,9 +14709,9 @@
       </w:tcPr>
     </w:tblStylePr>
   </w:style>
-  <w:style w:type="table" w:styleId="66">
+  <w:style w:type="table" w:styleId="758">
     <w:name w:val="Grid Table 7 Colorful - Accent 5"/>
-    <w:basedOn w:val="11"/>
+    <w:basedOn w:val="703"/>
     <w:uiPriority w:val="99"/>
     <w:pPr>
       <w:pBdr/>
@@ -14916,11 +14813,11 @@
         <w:tblBorders/>
       </w:tblPr>
       <w:tcPr>
-        <w:shd w:color="ffffff"/>
+        <w:shd w:val="clear" w:color="ffffff"/>
         <w:tcBorders>
-          <w:top w:val="none"/>
-          <w:left w:val="none"/>
-          <w:bottom w:val="none"/>
+          <w:top w:val="none" w:color="000000" w:sz="4" w:space="0"/>
+          <w:left w:val="none" w:color="000000" w:sz="4" w:space="0"/>
+          <w:bottom w:val="none" w:color="000000" w:sz="4" w:space="0"/>
           <w:right w:val="single" w:color="000000" w:themeColor="accent5" w:themeTint="90" w:sz="4" w:space="0"/>
         </w:tcBorders>
       </w:tcPr>
@@ -14943,10 +14840,10 @@
       <w:tcPr>
         <w:shd w:val="clear" w:color="ffffff" w:themeColor="light1" w:fill="ffffff" w:themeFill="light1"/>
         <w:tcBorders>
-          <w:top w:val="none"/>
-          <w:left w:val="none"/>
+          <w:top w:val="none" w:color="000000" w:sz="4" w:space="0"/>
+          <w:left w:val="none" w:color="000000" w:sz="4" w:space="0"/>
           <w:bottom w:val="single" w:color="000000" w:themeColor="accent5" w:themeTint="90" w:sz="4" w:space="0"/>
-          <w:right w:val="none"/>
+          <w:right w:val="none" w:color="000000" w:sz="4" w:space="0"/>
         </w:tcBorders>
       </w:tcPr>
     </w:tblStylePr>
@@ -14966,12 +14863,12 @@
         <w:tblBorders/>
       </w:tblPr>
       <w:tcPr>
-        <w:shd w:color="ffffff"/>
+        <w:shd w:val="clear" w:color="ffffff"/>
         <w:tcBorders>
-          <w:top w:val="none"/>
+          <w:top w:val="none" w:color="000000" w:sz="4" w:space="0"/>
           <w:left w:val="single" w:color="000000" w:themeColor="accent5" w:themeTint="90" w:sz="4" w:space="0"/>
-          <w:bottom w:val="none"/>
-          <w:right w:val="none"/>
+          <w:bottom w:val="none" w:color="000000" w:sz="4" w:space="0"/>
+          <w:right w:val="none" w:color="000000" w:sz="4" w:space="0"/>
         </w:tcBorders>
       </w:tcPr>
     </w:tblStylePr>
@@ -14994,9 +14891,9 @@
         <w:shd w:val="clear" w:color="ffffff" w:themeColor="light1" w:fill="ffffff" w:themeFill="light1"/>
         <w:tcBorders>
           <w:top w:val="single" w:color="000000" w:themeColor="accent5" w:themeTint="90" w:sz="4" w:space="0"/>
-          <w:left w:val="none"/>
-          <w:bottom w:val="none"/>
-          <w:right w:val="none"/>
+          <w:left w:val="none" w:color="000000" w:sz="4" w:space="0"/>
+          <w:bottom w:val="none" w:color="000000" w:sz="4" w:space="0"/>
+          <w:right w:val="none" w:color="000000" w:sz="4" w:space="0"/>
         </w:tcBorders>
       </w:tcPr>
     </w:tblStylePr>
@@ -15066,9 +14963,9 @@
       </w:tcPr>
     </w:tblStylePr>
   </w:style>
-  <w:style w:type="table" w:styleId="67">
+  <w:style w:type="table" w:styleId="759">
     <w:name w:val="Grid Table 7 Colorful - Accent 6"/>
-    <w:basedOn w:val="11"/>
+    <w:basedOn w:val="703"/>
     <w:uiPriority w:val="99"/>
     <w:pPr>
       <w:pBdr/>
@@ -15170,11 +15067,11 @@
         <w:tblBorders/>
       </w:tblPr>
       <w:tcPr>
-        <w:shd w:color="ffffff"/>
+        <w:shd w:val="clear" w:color="ffffff"/>
         <w:tcBorders>
-          <w:top w:val="none"/>
-          <w:left w:val="none"/>
-          <w:bottom w:val="none"/>
+          <w:top w:val="none" w:color="000000" w:sz="4" w:space="0"/>
+          <w:left w:val="none" w:color="000000" w:sz="4" w:space="0"/>
+          <w:bottom w:val="none" w:color="000000" w:sz="4" w:space="0"/>
           <w:right w:val="single" w:color="000000" w:themeColor="accent6" w:themeTint="90" w:sz="4" w:space="0"/>
         </w:tcBorders>
       </w:tcPr>
@@ -15197,10 +15094,10 @@
       <w:tcPr>
         <w:shd w:val="clear" w:color="ffffff" w:themeColor="light1" w:fill="ffffff" w:themeFill="light1"/>
         <w:tcBorders>
-          <w:top w:val="none"/>
-          <w:left w:val="none"/>
+          <w:top w:val="none" w:color="000000" w:sz="4" w:space="0"/>
+          <w:left w:val="none" w:color="000000" w:sz="4" w:space="0"/>
           <w:bottom w:val="single" w:color="000000" w:themeColor="accent6" w:themeTint="90" w:sz="4" w:space="0"/>
-          <w:right w:val="none"/>
+          <w:right w:val="none" w:color="000000" w:sz="4" w:space="0"/>
         </w:tcBorders>
       </w:tcPr>
     </w:tblStylePr>
@@ -15220,12 +15117,12 @@
         <w:tblBorders/>
       </w:tblPr>
       <w:tcPr>
-        <w:shd w:color="ffffff"/>
+        <w:shd w:val="clear" w:color="ffffff"/>
         <w:tcBorders>
-          <w:top w:val="none"/>
+          <w:top w:val="none" w:color="000000" w:sz="4" w:space="0"/>
           <w:left w:val="single" w:color="000000" w:themeColor="accent6" w:themeTint="90" w:sz="4" w:space="0"/>
-          <w:bottom w:val="none"/>
-          <w:right w:val="none"/>
+          <w:bottom w:val="none" w:color="000000" w:sz="4" w:space="0"/>
+          <w:right w:val="none" w:color="000000" w:sz="4" w:space="0"/>
         </w:tcBorders>
       </w:tcPr>
     </w:tblStylePr>
@@ -15248,9 +15145,9 @@
         <w:shd w:val="clear" w:color="ffffff" w:themeColor="light1" w:fill="ffffff" w:themeFill="light1"/>
         <w:tcBorders>
           <w:top w:val="single" w:color="000000" w:themeColor="accent6" w:themeTint="90" w:sz="4" w:space="0"/>
-          <w:left w:val="none"/>
-          <w:bottom w:val="none"/>
-          <w:right w:val="none"/>
+          <w:left w:val="none" w:color="000000" w:sz="4" w:space="0"/>
+          <w:bottom w:val="none" w:color="000000" w:sz="4" w:space="0"/>
+          <w:right w:val="none" w:color="000000" w:sz="4" w:space="0"/>
         </w:tcBorders>
       </w:tcPr>
     </w:tblStylePr>
@@ -15320,9 +15217,9 @@
       </w:tcPr>
     </w:tblStylePr>
   </w:style>
-  <w:style w:type="table" w:styleId="68">
+  <w:style w:type="table" w:styleId="760">
     <w:name w:val="List Table 1 Light"/>
-    <w:basedOn w:val="11"/>
+    <w:basedOn w:val="703"/>
     <w:uiPriority w:val="99"/>
     <w:pPr>
       <w:pBdr/>
@@ -15536,9 +15433,9 @@
       </w:tcPr>
     </w:tblStylePr>
   </w:style>
-  <w:style w:type="table" w:styleId="69">
+  <w:style w:type="table" w:styleId="761">
     <w:name w:val="List Table 1 Light - Accent 1"/>
-    <w:basedOn w:val="11"/>
+    <w:basedOn w:val="703"/>
     <w:uiPriority w:val="99"/>
     <w:pPr>
       <w:pBdr/>
@@ -15752,9 +15649,9 @@
       </w:tcPr>
     </w:tblStylePr>
   </w:style>
-  <w:style w:type="table" w:styleId="70">
+  <w:style w:type="table" w:styleId="762">
     <w:name w:val="List Table 1 Light - Accent 2"/>
-    <w:basedOn w:val="11"/>
+    <w:basedOn w:val="703"/>
     <w:uiPriority w:val="99"/>
     <w:pPr>
       <w:pBdr/>
@@ -15968,9 +15865,9 @@
       </w:tcPr>
     </w:tblStylePr>
   </w:style>
-  <w:style w:type="table" w:styleId="71">
+  <w:style w:type="table" w:styleId="763">
     <w:name w:val="List Table 1 Light - Accent 3"/>
-    <w:basedOn w:val="11"/>
+    <w:basedOn w:val="703"/>
     <w:uiPriority w:val="99"/>
     <w:pPr>
       <w:pBdr/>
@@ -16184,9 +16081,9 @@
       </w:tcPr>
     </w:tblStylePr>
   </w:style>
-  <w:style w:type="table" w:styleId="72">
+  <w:style w:type="table" w:styleId="764">
     <w:name w:val="List Table 1 Light - Accent 4"/>
-    <w:basedOn w:val="11"/>
+    <w:basedOn w:val="703"/>
     <w:uiPriority w:val="99"/>
     <w:pPr>
       <w:pBdr/>
@@ -16400,9 +16297,9 @@
       </w:tcPr>
     </w:tblStylePr>
   </w:style>
-  <w:style w:type="table" w:styleId="73">
+  <w:style w:type="table" w:styleId="765">
     <w:name w:val="List Table 1 Light - Accent 5"/>
-    <w:basedOn w:val="11"/>
+    <w:basedOn w:val="703"/>
     <w:uiPriority w:val="99"/>
     <w:pPr>
       <w:pBdr/>
@@ -16616,9 +16513,9 @@
       </w:tcPr>
     </w:tblStylePr>
   </w:style>
-  <w:style w:type="table" w:styleId="74">
+  <w:style w:type="table" w:styleId="766">
     <w:name w:val="List Table 1 Light - Accent 6"/>
-    <w:basedOn w:val="11"/>
+    <w:basedOn w:val="703"/>
     <w:uiPriority w:val="99"/>
     <w:pPr>
       <w:pBdr/>
@@ -16832,9 +16729,9 @@
       </w:tcPr>
     </w:tblStylePr>
   </w:style>
-  <w:style w:type="table" w:styleId="75">
+  <w:style w:type="table" w:styleId="767">
     <w:name w:val="List Table 2"/>
-    <w:basedOn w:val="11"/>
+    <w:basedOn w:val="703"/>
     <w:uiPriority w:val="99"/>
     <w:pPr>
       <w:pBdr/>
@@ -17070,9 +16967,9 @@
       </w:tcPr>
     </w:tblStylePr>
   </w:style>
-  <w:style w:type="table" w:styleId="76">
+  <w:style w:type="table" w:styleId="768">
     <w:name w:val="List Table 2 - Accent 1"/>
-    <w:basedOn w:val="11"/>
+    <w:basedOn w:val="703"/>
     <w:uiPriority w:val="99"/>
     <w:pPr>
       <w:pBdr/>
@@ -17308,9 +17205,9 @@
       </w:tcPr>
     </w:tblStylePr>
   </w:style>
-  <w:style w:type="table" w:styleId="77">
+  <w:style w:type="table" w:styleId="769">
     <w:name w:val="List Table 2 - Accent 2"/>
-    <w:basedOn w:val="11"/>
+    <w:basedOn w:val="703"/>
     <w:uiPriority w:val="99"/>
     <w:pPr>
       <w:pBdr/>
@@ -17546,9 +17443,9 @@
       </w:tcPr>
     </w:tblStylePr>
   </w:style>
-  <w:style w:type="table" w:styleId="78">
+  <w:style w:type="table" w:styleId="770">
     <w:name w:val="List Table 2 - Accent 3"/>
-    <w:basedOn w:val="11"/>
+    <w:basedOn w:val="703"/>
     <w:uiPriority w:val="99"/>
     <w:pPr>
       <w:pBdr/>
@@ -17784,9 +17681,9 @@
       </w:tcPr>
     </w:tblStylePr>
   </w:style>
-  <w:style w:type="table" w:styleId="79">
+  <w:style w:type="table" w:styleId="771">
     <w:name w:val="List Table 2 - Accent 4"/>
-    <w:basedOn w:val="11"/>
+    <w:basedOn w:val="703"/>
     <w:uiPriority w:val="99"/>
     <w:pPr>
       <w:pBdr/>
@@ -18022,9 +17919,9 @@
       </w:tcPr>
     </w:tblStylePr>
   </w:style>
-  <w:style w:type="table" w:styleId="80">
+  <w:style w:type="table" w:styleId="772">
     <w:name w:val="List Table 2 - Accent 5"/>
-    <w:basedOn w:val="11"/>
+    <w:basedOn w:val="703"/>
     <w:uiPriority w:val="99"/>
     <w:pPr>
       <w:pBdr/>
@@ -18260,9 +18157,9 @@
       </w:tcPr>
     </w:tblStylePr>
   </w:style>
-  <w:style w:type="table" w:styleId="81">
+  <w:style w:type="table" w:styleId="773">
     <w:name w:val="List Table 2 - Accent 6"/>
-    <w:basedOn w:val="11"/>
+    <w:basedOn w:val="703"/>
     <w:uiPriority w:val="99"/>
     <w:pPr>
       <w:pBdr/>
@@ -18498,9 +18395,9 @@
       </w:tcPr>
     </w:tblStylePr>
   </w:style>
-  <w:style w:type="table" w:styleId="82">
+  <w:style w:type="table" w:styleId="774">
     <w:name w:val="List Table 3"/>
-    <w:basedOn w:val="11"/>
+    <w:basedOn w:val="703"/>
     <w:uiPriority w:val="99"/>
     <w:pPr>
       <w:pBdr/>
@@ -18726,9 +18623,9 @@
       </w:tcPr>
     </w:tblStylePr>
   </w:style>
-  <w:style w:type="table" w:styleId="83">
+  <w:style w:type="table" w:styleId="775">
     <w:name w:val="List Table 3 - Accent 1"/>
-    <w:basedOn w:val="11"/>
+    <w:basedOn w:val="703"/>
     <w:uiPriority w:val="99"/>
     <w:pPr>
       <w:pBdr/>
@@ -18954,9 +18851,9 @@
       </w:tcPr>
     </w:tblStylePr>
   </w:style>
-  <w:style w:type="table" w:styleId="84">
+  <w:style w:type="table" w:styleId="776">
     <w:name w:val="List Table 3 - Accent 2"/>
-    <w:basedOn w:val="11"/>
+    <w:basedOn w:val="703"/>
     <w:uiPriority w:val="99"/>
     <w:pPr>
       <w:pBdr/>
@@ -19182,9 +19079,9 @@
       </w:tcPr>
     </w:tblStylePr>
   </w:style>
-  <w:style w:type="table" w:styleId="85">
+  <w:style w:type="table" w:styleId="777">
     <w:name w:val="List Table 3 - Accent 3"/>
-    <w:basedOn w:val="11"/>
+    <w:basedOn w:val="703"/>
     <w:uiPriority w:val="99"/>
     <w:pPr>
       <w:pBdr/>
@@ -19410,9 +19307,9 @@
       </w:tcPr>
     </w:tblStylePr>
   </w:style>
-  <w:style w:type="table" w:styleId="86">
+  <w:style w:type="table" w:styleId="778">
     <w:name w:val="List Table 3 - Accent 4"/>
-    <w:basedOn w:val="11"/>
+    <w:basedOn w:val="703"/>
     <w:uiPriority w:val="99"/>
     <w:pPr>
       <w:pBdr/>
@@ -19638,9 +19535,9 @@
       </w:tcPr>
     </w:tblStylePr>
   </w:style>
-  <w:style w:type="table" w:styleId="87">
+  <w:style w:type="table" w:styleId="779">
     <w:name w:val="List Table 3 - Accent 5"/>
-    <w:basedOn w:val="11"/>
+    <w:basedOn w:val="703"/>
     <w:uiPriority w:val="99"/>
     <w:pPr>
       <w:pBdr/>
@@ -19866,9 +19763,9 @@
       </w:tcPr>
     </w:tblStylePr>
   </w:style>
-  <w:style w:type="table" w:styleId="88">
+  <w:style w:type="table" w:styleId="780">
     <w:name w:val="List Table 3 - Accent 6"/>
-    <w:basedOn w:val="11"/>
+    <w:basedOn w:val="703"/>
     <w:uiPriority w:val="99"/>
     <w:pPr>
       <w:pBdr/>
@@ -20094,9 +19991,9 @@
       </w:tcPr>
     </w:tblStylePr>
   </w:style>
-  <w:style w:type="table" w:styleId="89">
+  <w:style w:type="table" w:styleId="781">
     <w:name w:val="List Table 4"/>
-    <w:basedOn w:val="11"/>
+    <w:basedOn w:val="703"/>
     <w:uiPriority w:val="99"/>
     <w:pPr>
       <w:pBdr/>
@@ -20319,9 +20216,9 @@
       </w:tcPr>
     </w:tblStylePr>
   </w:style>
-  <w:style w:type="table" w:styleId="90">
+  <w:style w:type="table" w:styleId="782">
     <w:name w:val="List Table 4 - Accent 1"/>
-    <w:basedOn w:val="11"/>
+    <w:basedOn w:val="703"/>
     <w:uiPriority w:val="99"/>
     <w:pPr>
       <w:pBdr/>
@@ -20544,9 +20441,9 @@
       </w:tcPr>
     </w:tblStylePr>
   </w:style>
-  <w:style w:type="table" w:styleId="91">
+  <w:style w:type="table" w:styleId="783">
     <w:name w:val="List Table 4 - Accent 2"/>
-    <w:basedOn w:val="11"/>
+    <w:basedOn w:val="703"/>
     <w:uiPriority w:val="99"/>
     <w:pPr>
       <w:pBdr/>
@@ -20769,9 +20666,9 @@
       </w:tcPr>
     </w:tblStylePr>
   </w:style>
-  <w:style w:type="table" w:styleId="92">
+  <w:style w:type="table" w:styleId="784">
     <w:name w:val="List Table 4 - Accent 3"/>
-    <w:basedOn w:val="11"/>
+    <w:basedOn w:val="703"/>
     <w:uiPriority w:val="99"/>
     <w:pPr>
       <w:pBdr/>
@@ -20994,9 +20891,9 @@
       </w:tcPr>
     </w:tblStylePr>
   </w:style>
-  <w:style w:type="table" w:styleId="93">
+  <w:style w:type="table" w:styleId="785">
     <w:name w:val="List Table 4 - Accent 4"/>
-    <w:basedOn w:val="11"/>
+    <w:basedOn w:val="703"/>
     <w:uiPriority w:val="99"/>
     <w:pPr>
       <w:pBdr/>
@@ -21219,9 +21116,9 @@
       </w:tcPr>
     </w:tblStylePr>
   </w:style>
-  <w:style w:type="table" w:styleId="94">
+  <w:style w:type="table" w:styleId="786">
     <w:name w:val="List Table 4 - Accent 5"/>
-    <w:basedOn w:val="11"/>
+    <w:basedOn w:val="703"/>
     <w:uiPriority w:val="99"/>
     <w:pPr>
       <w:pBdr/>
@@ -21444,9 +21341,9 @@
       </w:tcPr>
     </w:tblStylePr>
   </w:style>
-  <w:style w:type="table" w:styleId="95">
+  <w:style w:type="table" w:styleId="787">
     <w:name w:val="List Table 4 - Accent 6"/>
-    <w:basedOn w:val="11"/>
+    <w:basedOn w:val="703"/>
     <w:uiPriority w:val="99"/>
     <w:pPr>
       <w:pBdr/>
@@ -21669,9 +21566,9 @@
       </w:tcPr>
     </w:tblStylePr>
   </w:style>
-  <w:style w:type="table" w:styleId="96">
+  <w:style w:type="table" w:styleId="788">
     <w:name w:val="List Table 5 Dark"/>
-    <w:basedOn w:val="11"/>
+    <w:basedOn w:val="703"/>
     <w:uiPriority w:val="99"/>
     <w:pPr>
       <w:pBdr/>
@@ -21911,9 +21808,9 @@
       </w:tcPr>
     </w:tblStylePr>
   </w:style>
-  <w:style w:type="table" w:styleId="97">
+  <w:style w:type="table" w:styleId="789">
     <w:name w:val="List Table 5 Dark - Accent 1"/>
-    <w:basedOn w:val="11"/>
+    <w:basedOn w:val="703"/>
     <w:uiPriority w:val="99"/>
     <w:pPr>
       <w:pBdr/>
@@ -22153,9 +22050,9 @@
       </w:tcPr>
     </w:tblStylePr>
   </w:style>
-  <w:style w:type="table" w:styleId="98">
+  <w:style w:type="table" w:styleId="790">
     <w:name w:val="List Table 5 Dark - Accent 2"/>
-    <w:basedOn w:val="11"/>
+    <w:basedOn w:val="703"/>
     <w:uiPriority w:val="99"/>
     <w:pPr>
       <w:pBdr/>
@@ -22395,9 +22292,9 @@
       </w:tcPr>
     </w:tblStylePr>
   </w:style>
-  <w:style w:type="table" w:styleId="99">
+  <w:style w:type="table" w:styleId="791">
     <w:name w:val="List Table 5 Dark - Accent 3"/>
-    <w:basedOn w:val="11"/>
+    <w:basedOn w:val="703"/>
     <w:uiPriority w:val="99"/>
     <w:pPr>
       <w:pBdr/>
@@ -22637,9 +22534,9 @@
       </w:tcPr>
     </w:tblStylePr>
   </w:style>
-  <w:style w:type="table" w:styleId="100">
+  <w:style w:type="table" w:styleId="792">
     <w:name w:val="List Table 5 Dark - Accent 4"/>
-    <w:basedOn w:val="11"/>
+    <w:basedOn w:val="703"/>
     <w:uiPriority w:val="99"/>
     <w:pPr>
       <w:pBdr/>
@@ -22879,9 +22776,9 @@
       </w:tcPr>
     </w:tblStylePr>
   </w:style>
-  <w:style w:type="table" w:styleId="101">
+  <w:style w:type="table" w:styleId="793">
     <w:name w:val="List Table 5 Dark - Accent 5"/>
-    <w:basedOn w:val="11"/>
+    <w:basedOn w:val="703"/>
     <w:uiPriority w:val="99"/>
     <w:pPr>
       <w:pBdr/>
@@ -23121,9 +23018,9 @@
       </w:tcPr>
     </w:tblStylePr>
   </w:style>
-  <w:style w:type="table" w:styleId="102">
+  <w:style w:type="table" w:styleId="794">
     <w:name w:val="List Table 5 Dark - Accent 6"/>
-    <w:basedOn w:val="11"/>
+    <w:basedOn w:val="703"/>
     <w:uiPriority w:val="99"/>
     <w:pPr>
       <w:pBdr/>
@@ -23363,9 +23260,9 @@
       </w:tcPr>
     </w:tblStylePr>
   </w:style>
-  <w:style w:type="table" w:styleId="103">
+  <w:style w:type="table" w:styleId="795">
     <w:name w:val="List Table 6 Colorful"/>
-    <w:basedOn w:val="11"/>
+    <w:basedOn w:val="703"/>
     <w:uiPriority w:val="99"/>
     <w:pPr>
       <w:pBdr/>
@@ -23586,9 +23483,9 @@
       </w:tcPr>
     </w:tblStylePr>
   </w:style>
-  <w:style w:type="table" w:styleId="104">
+  <w:style w:type="table" w:styleId="796">
     <w:name w:val="List Table 6 Colorful - Accent 1"/>
-    <w:basedOn w:val="11"/>
+    <w:basedOn w:val="703"/>
     <w:uiPriority w:val="99"/>
     <w:pPr>
       <w:pBdr/>
@@ -23809,9 +23706,9 @@
       </w:tcPr>
     </w:tblStylePr>
   </w:style>
-  <w:style w:type="table" w:styleId="105">
+  <w:style w:type="table" w:styleId="797">
     <w:name w:val="List Table 6 Colorful - Accent 2"/>
-    <w:basedOn w:val="11"/>
+    <w:basedOn w:val="703"/>
     <w:uiPriority w:val="99"/>
     <w:pPr>
       <w:pBdr/>
@@ -24032,9 +23929,9 @@
       </w:tcPr>
     </w:tblStylePr>
   </w:style>
-  <w:style w:type="table" w:styleId="106">
+  <w:style w:type="table" w:styleId="798">
     <w:name w:val="List Table 6 Colorful - Accent 3"/>
-    <w:basedOn w:val="11"/>
+    <w:basedOn w:val="703"/>
     <w:uiPriority w:val="99"/>
     <w:pPr>
       <w:pBdr/>
@@ -24255,9 +24152,9 @@
       </w:tcPr>
     </w:tblStylePr>
   </w:style>
-  <w:style w:type="table" w:styleId="107">
+  <w:style w:type="table" w:styleId="799">
     <w:name w:val="List Table 6 Colorful - Accent 4"/>
-    <w:basedOn w:val="11"/>
+    <w:basedOn w:val="703"/>
     <w:uiPriority w:val="99"/>
     <w:pPr>
       <w:pBdr/>
@@ -24478,9 +24375,9 @@
       </w:tcPr>
     </w:tblStylePr>
   </w:style>
-  <w:style w:type="table" w:styleId="108">
+  <w:style w:type="table" w:styleId="800">
     <w:name w:val="List Table 6 Colorful - Accent 5"/>
-    <w:basedOn w:val="11"/>
+    <w:basedOn w:val="703"/>
     <w:uiPriority w:val="99"/>
     <w:pPr>
       <w:pBdr/>
@@ -24701,9 +24598,9 @@
       </w:tcPr>
     </w:tblStylePr>
   </w:style>
-  <w:style w:type="table" w:styleId="109">
+  <w:style w:type="table" w:styleId="801">
     <w:name w:val="List Table 6 Colorful - Accent 6"/>
-    <w:basedOn w:val="11"/>
+    <w:basedOn w:val="703"/>
     <w:uiPriority w:val="99"/>
     <w:pPr>
       <w:pBdr/>
@@ -24924,9 +24821,9 @@
       </w:tcPr>
     </w:tblStylePr>
   </w:style>
-  <w:style w:type="table" w:styleId="110">
+  <w:style w:type="table" w:styleId="802">
     <w:name w:val="List Table 7 Colorful"/>
-    <w:basedOn w:val="11"/>
+    <w:basedOn w:val="703"/>
     <w:uiPriority w:val="99"/>
     <w:pPr>
       <w:pBdr/>
@@ -25025,11 +24922,11 @@
         <w:tblBorders/>
       </w:tblPr>
       <w:tcPr>
-        <w:shd w:color="ffffff"/>
+        <w:shd w:val="clear" w:color="ffffff"/>
         <w:tcBorders>
-          <w:top w:val="none"/>
-          <w:left w:val="none"/>
-          <w:bottom w:val="none"/>
+          <w:top w:val="none" w:color="000000" w:sz="4" w:space="0"/>
+          <w:left w:val="none" w:color="000000" w:sz="4" w:space="0"/>
+          <w:bottom w:val="none" w:color="000000" w:sz="4" w:space="0"/>
           <w:right w:val="single" w:color="000000" w:themeColor="text1" w:themeTint="80" w:sz="4" w:space="0"/>
         </w:tcBorders>
       </w:tcPr>
@@ -25052,10 +24949,10 @@
       <w:tcPr>
         <w:shd w:val="clear" w:color="ffffff" w:themeColor="light1" w:fill="ffffff" w:themeFill="light1"/>
         <w:tcBorders>
-          <w:top w:val="none"/>
-          <w:left w:val="none"/>
+          <w:top w:val="none" w:color="000000" w:sz="4" w:space="0"/>
+          <w:left w:val="none" w:color="000000" w:sz="4" w:space="0"/>
           <w:bottom w:val="single" w:color="000000" w:themeColor="text1" w:themeTint="80" w:sz="4" w:space="0"/>
-          <w:right w:val="none"/>
+          <w:right w:val="none" w:color="000000" w:sz="4" w:space="0"/>
         </w:tcBorders>
       </w:tcPr>
     </w:tblStylePr>
@@ -25075,12 +24972,12 @@
         <w:tblBorders/>
       </w:tblPr>
       <w:tcPr>
-        <w:shd w:color="ffffff"/>
+        <w:shd w:val="clear" w:color="ffffff"/>
         <w:tcBorders>
-          <w:top w:val="none"/>
+          <w:top w:val="none" w:color="000000" w:sz="4" w:space="0"/>
           <w:left w:val="single" w:color="000000" w:themeColor="text1" w:themeTint="80" w:sz="4" w:space="0"/>
-          <w:bottom w:val="none"/>
-          <w:right w:val="none"/>
+          <w:bottom w:val="none" w:color="000000" w:sz="4" w:space="0"/>
+          <w:right w:val="none" w:color="000000" w:sz="4" w:space="0"/>
         </w:tcBorders>
       </w:tcPr>
     </w:tblStylePr>
@@ -25103,9 +25000,9 @@
         <w:shd w:val="clear" w:color="ffffff" w:themeColor="light1" w:fill="ffffff" w:themeFill="light1"/>
         <w:tcBorders>
           <w:top w:val="single" w:color="000000" w:themeColor="text1" w:themeTint="80" w:sz="4" w:space="0"/>
-          <w:left w:val="none"/>
-          <w:bottom w:val="none"/>
-          <w:right w:val="none"/>
+          <w:left w:val="none" w:color="000000" w:sz="4" w:space="0"/>
+          <w:bottom w:val="none" w:color="000000" w:sz="4" w:space="0"/>
+          <w:right w:val="none" w:color="000000" w:sz="4" w:space="0"/>
         </w:tcBorders>
       </w:tcPr>
     </w:tblStylePr>
@@ -25180,9 +25077,9 @@
       </w:tcPr>
     </w:tblStylePr>
   </w:style>
-  <w:style w:type="table" w:styleId="111">
+  <w:style w:type="table" w:styleId="803">
     <w:name w:val="List Table 7 Colorful - Accent 1"/>
-    <w:basedOn w:val="11"/>
+    <w:basedOn w:val="703"/>
     <w:uiPriority w:val="99"/>
     <w:pPr>
       <w:pBdr/>
@@ -25281,11 +25178,11 @@
         <w:tblBorders/>
       </w:tblPr>
       <w:tcPr>
-        <w:shd w:color="ffffff"/>
+        <w:shd w:val="clear" w:color="ffffff"/>
         <w:tcBorders>
-          <w:top w:val="none"/>
-          <w:left w:val="none"/>
-          <w:bottom w:val="none"/>
+          <w:top w:val="none" w:color="000000" w:sz="4" w:space="0"/>
+          <w:left w:val="none" w:color="000000" w:sz="4" w:space="0"/>
+          <w:bottom w:val="none" w:color="000000" w:sz="4" w:space="0"/>
           <w:right w:val="single" w:color="000000" w:themeColor="accent1" w:sz="4" w:space="0"/>
         </w:tcBorders>
       </w:tcPr>
@@ -25308,10 +25205,10 @@
       <w:tcPr>
         <w:shd w:val="clear" w:color="ffffff" w:themeColor="light1" w:fill="ffffff" w:themeFill="light1"/>
         <w:tcBorders>
-          <w:top w:val="none"/>
-          <w:left w:val="none"/>
+          <w:top w:val="none" w:color="000000" w:sz="4" w:space="0"/>
+          <w:left w:val="none" w:color="000000" w:sz="4" w:space="0"/>
           <w:bottom w:val="single" w:color="000000" w:themeColor="accent1" w:sz="4" w:space="0"/>
-          <w:right w:val="none"/>
+          <w:right w:val="none" w:color="000000" w:sz="4" w:space="0"/>
         </w:tcBorders>
       </w:tcPr>
     </w:tblStylePr>
@@ -25331,12 +25228,12 @@
         <w:tblBorders/>
       </w:tblPr>
       <w:tcPr>
-        <w:shd w:color="ffffff"/>
+        <w:shd w:val="clear" w:color="ffffff"/>
         <w:tcBorders>
-          <w:top w:val="none"/>
+          <w:top w:val="none" w:color="000000" w:sz="4" w:space="0"/>
           <w:left w:val="single" w:color="000000" w:themeColor="accent1" w:sz="4" w:space="0"/>
-          <w:bottom w:val="none"/>
-          <w:right w:val="none"/>
+          <w:bottom w:val="none" w:color="000000" w:sz="4" w:space="0"/>
+          <w:right w:val="none" w:color="000000" w:sz="4" w:space="0"/>
         </w:tcBorders>
       </w:tcPr>
     </w:tblStylePr>
@@ -25359,9 +25256,9 @@
         <w:shd w:val="clear" w:color="ffffff" w:themeColor="light1" w:fill="ffffff" w:themeFill="light1"/>
         <w:tcBorders>
           <w:top w:val="single" w:color="000000" w:themeColor="accent1" w:sz="4" w:space="0"/>
-          <w:left w:val="none"/>
-          <w:bottom w:val="none"/>
-          <w:right w:val="none"/>
+          <w:left w:val="none" w:color="000000" w:sz="4" w:space="0"/>
+          <w:bottom w:val="none" w:color="000000" w:sz="4" w:space="0"/>
+          <w:right w:val="none" w:color="000000" w:sz="4" w:space="0"/>
         </w:tcBorders>
       </w:tcPr>
     </w:tblStylePr>
@@ -25436,9 +25333,9 @@
       </w:tcPr>
     </w:tblStylePr>
   </w:style>
-  <w:style w:type="table" w:styleId="112">
+  <w:style w:type="table" w:styleId="804">
     <w:name w:val="List Table 7 Colorful - Accent 2"/>
-    <w:basedOn w:val="11"/>
+    <w:basedOn w:val="703"/>
     <w:uiPriority w:val="99"/>
     <w:pPr>
       <w:pBdr/>
@@ -25537,11 +25434,11 @@
         <w:tblBorders/>
       </w:tblPr>
       <w:tcPr>
-        <w:shd w:color="ffffff"/>
+        <w:shd w:val="clear" w:color="ffffff"/>
         <w:tcBorders>
-          <w:top w:val="none"/>
-          <w:left w:val="none"/>
-          <w:bottom w:val="none"/>
+          <w:top w:val="none" w:color="000000" w:sz="4" w:space="0"/>
+          <w:left w:val="none" w:color="000000" w:sz="4" w:space="0"/>
+          <w:bottom w:val="none" w:color="000000" w:sz="4" w:space="0"/>
           <w:right w:val="single" w:color="000000" w:themeColor="accent2" w:themeTint="97" w:sz="4" w:space="0"/>
         </w:tcBorders>
       </w:tcPr>
@@ -25564,10 +25461,10 @@
       <w:tcPr>
         <w:shd w:val="clear" w:color="ffffff" w:themeColor="light1" w:fill="ffffff" w:themeFill="light1"/>
         <w:tcBorders>
-          <w:top w:val="none"/>
-          <w:left w:val="none"/>
+          <w:top w:val="none" w:color="000000" w:sz="4" w:space="0"/>
+          <w:left w:val="none" w:color="000000" w:sz="4" w:space="0"/>
           <w:bottom w:val="single" w:color="000000" w:themeColor="accent2" w:themeTint="97" w:sz="4" w:space="0"/>
-          <w:right w:val="none"/>
+          <w:right w:val="none" w:color="000000" w:sz="4" w:space="0"/>
         </w:tcBorders>
       </w:tcPr>
     </w:tblStylePr>
@@ -25587,12 +25484,12 @@
         <w:tblBorders/>
       </w:tblPr>
       <w:tcPr>
-        <w:shd w:color="ffffff"/>
+        <w:shd w:val="clear" w:color="ffffff"/>
         <w:tcBorders>
-          <w:top w:val="none"/>
+          <w:top w:val="none" w:color="000000" w:sz="4" w:space="0"/>
           <w:left w:val="single" w:color="000000" w:themeColor="accent2" w:themeTint="97" w:sz="4" w:space="0"/>
-          <w:bottom w:val="none"/>
-          <w:right w:val="none"/>
+          <w:bottom w:val="none" w:color="000000" w:sz="4" w:space="0"/>
+          <w:right w:val="none" w:color="000000" w:sz="4" w:space="0"/>
         </w:tcBorders>
       </w:tcPr>
     </w:tblStylePr>
@@ -25615,9 +25512,9 @@
         <w:shd w:val="clear" w:color="ffffff" w:themeColor="light1" w:fill="ffffff" w:themeFill="light1"/>
         <w:tcBorders>
           <w:top w:val="single" w:color="000000" w:themeColor="accent2" w:themeTint="97" w:sz="4" w:space="0"/>
-          <w:left w:val="none"/>
-          <w:bottom w:val="none"/>
-          <w:right w:val="none"/>
+          <w:left w:val="none" w:color="000000" w:sz="4" w:space="0"/>
+          <w:bottom w:val="none" w:color="000000" w:sz="4" w:space="0"/>
+          <w:right w:val="none" w:color="000000" w:sz="4" w:space="0"/>
         </w:tcBorders>
       </w:tcPr>
     </w:tblStylePr>
@@ -25692,9 +25589,9 @@
       </w:tcPr>
     </w:tblStylePr>
   </w:style>
-  <w:style w:type="table" w:styleId="113">
+  <w:style w:type="table" w:styleId="805">
     <w:name w:val="List Table 7 Colorful - Accent 3"/>
-    <w:basedOn w:val="11"/>
+    <w:basedOn w:val="703"/>
     <w:uiPriority w:val="99"/>
     <w:pPr>
       <w:pBdr/>
@@ -25793,11 +25690,11 @@
         <w:tblBorders/>
       </w:tblPr>
       <w:tcPr>
-        <w:shd w:color="ffffff"/>
+        <w:shd w:val="clear" w:color="ffffff"/>
         <w:tcBorders>
-          <w:top w:val="none"/>
-          <w:left w:val="none"/>
-          <w:bottom w:val="none"/>
+          <w:top w:val="none" w:color="000000" w:sz="4" w:space="0"/>
+          <w:left w:val="none" w:color="000000" w:sz="4" w:space="0"/>
+          <w:bottom w:val="none" w:color="000000" w:sz="4" w:space="0"/>
           <w:right w:val="single" w:color="000000" w:themeColor="accent3" w:themeTint="98" w:sz="4" w:space="0"/>
         </w:tcBorders>
       </w:tcPr>
@@ -25820,10 +25717,10 @@
       <w:tcPr>
         <w:shd w:val="clear" w:color="ffffff" w:themeColor="light1" w:fill="ffffff" w:themeFill="light1"/>
         <w:tcBorders>
-          <w:top w:val="none"/>
-          <w:left w:val="none"/>
+          <w:top w:val="none" w:color="000000" w:sz="4" w:space="0"/>
+          <w:left w:val="none" w:color="000000" w:sz="4" w:space="0"/>
           <w:bottom w:val="single" w:color="000000" w:themeColor="accent3" w:themeTint="98" w:sz="4" w:space="0"/>
-          <w:right w:val="none"/>
+          <w:right w:val="none" w:color="000000" w:sz="4" w:space="0"/>
         </w:tcBorders>
       </w:tcPr>
     </w:tblStylePr>
@@ -25843,12 +25740,12 @@
         <w:tblBorders/>
       </w:tblPr>
       <w:tcPr>
-        <w:shd w:color="ffffff"/>
+        <w:shd w:val="clear" w:color="ffffff"/>
         <w:tcBorders>
-          <w:top w:val="none"/>
+          <w:top w:val="none" w:color="000000" w:sz="4" w:space="0"/>
           <w:left w:val="single" w:color="000000" w:themeColor="accent3" w:themeTint="98" w:sz="4" w:space="0"/>
-          <w:bottom w:val="none"/>
-          <w:right w:val="none"/>
+          <w:bottom w:val="none" w:color="000000" w:sz="4" w:space="0"/>
+          <w:right w:val="none" w:color="000000" w:sz="4" w:space="0"/>
         </w:tcBorders>
       </w:tcPr>
     </w:tblStylePr>
@@ -25871,9 +25768,9 @@
         <w:shd w:val="clear" w:color="ffffff" w:themeColor="light1" w:fill="ffffff" w:themeFill="light1"/>
         <w:tcBorders>
           <w:top w:val="single" w:color="000000" w:themeColor="accent3" w:themeTint="98" w:sz="4" w:space="0"/>
-          <w:left w:val="none"/>
-          <w:bottom w:val="none"/>
-          <w:right w:val="none"/>
+          <w:left w:val="none" w:color="000000" w:sz="4" w:space="0"/>
+          <w:bottom w:val="none" w:color="000000" w:sz="4" w:space="0"/>
+          <w:right w:val="none" w:color="000000" w:sz="4" w:space="0"/>
         </w:tcBorders>
       </w:tcPr>
     </w:tblStylePr>
@@ -25948,9 +25845,9 @@
       </w:tcPr>
     </w:tblStylePr>
   </w:style>
-  <w:style w:type="table" w:styleId="114">
+  <w:style w:type="table" w:styleId="806">
     <w:name w:val="List Table 7 Colorful - Accent 4"/>
-    <w:basedOn w:val="11"/>
+    <w:basedOn w:val="703"/>
     <w:uiPriority w:val="99"/>
     <w:pPr>
       <w:pBdr/>
@@ -26049,11 +25946,11 @@
         <w:tblBorders/>
       </w:tblPr>
       <w:tcPr>
-        <w:shd w:color="ffffff"/>
+        <w:shd w:val="clear" w:color="ffffff"/>
         <w:tcBorders>
-          <w:top w:val="none"/>
-          <w:left w:val="none"/>
-          <w:bottom w:val="none"/>
+          <w:top w:val="none" w:color="000000" w:sz="4" w:space="0"/>
+          <w:left w:val="none" w:color="000000" w:sz="4" w:space="0"/>
+          <w:bottom w:val="none" w:color="000000" w:sz="4" w:space="0"/>
           <w:right w:val="single" w:color="000000" w:themeColor="accent4" w:themeTint="9A" w:sz="4" w:space="0"/>
         </w:tcBorders>
       </w:tcPr>
@@ -26076,10 +25973,10 @@
       <w:tcPr>
         <w:shd w:val="clear" w:color="ffffff" w:themeColor="light1" w:fill="ffffff" w:themeFill="light1"/>
         <w:tcBorders>
-          <w:top w:val="none"/>
-          <w:left w:val="none"/>
+          <w:top w:val="none" w:color="000000" w:sz="4" w:space="0"/>
+          <w:left w:val="none" w:color="000000" w:sz="4" w:space="0"/>
           <w:bottom w:val="single" w:color="000000" w:themeColor="accent4" w:themeTint="9A" w:sz="4" w:space="0"/>
-          <w:right w:val="none"/>
+          <w:right w:val="none" w:color="000000" w:sz="4" w:space="0"/>
         </w:tcBorders>
       </w:tcPr>
     </w:tblStylePr>
@@ -26099,12 +25996,12 @@
         <w:tblBorders/>
       </w:tblPr>
       <w:tcPr>
-        <w:shd w:color="ffffff"/>
+        <w:shd w:val="clear" w:color="ffffff"/>
         <w:tcBorders>
-          <w:top w:val="none"/>
+          <w:top w:val="none" w:color="000000" w:sz="4" w:space="0"/>
           <w:left w:val="single" w:color="000000" w:themeColor="accent4" w:themeTint="9A" w:sz="4" w:space="0"/>
-          <w:bottom w:val="none"/>
-          <w:right w:val="none"/>
+          <w:bottom w:val="none" w:color="000000" w:sz="4" w:space="0"/>
+          <w:right w:val="none" w:color="000000" w:sz="4" w:space="0"/>
         </w:tcBorders>
       </w:tcPr>
     </w:tblStylePr>
@@ -26127,9 +26024,9 @@
         <w:shd w:val="clear" w:color="ffffff" w:themeColor="light1" w:fill="ffffff" w:themeFill="light1"/>
         <w:tcBorders>
           <w:top w:val="single" w:color="000000" w:themeColor="accent4" w:themeTint="9A" w:sz="4" w:space="0"/>
-          <w:left w:val="none"/>
-          <w:bottom w:val="none"/>
-          <w:right w:val="none"/>
+          <w:left w:val="none" w:color="000000" w:sz="4" w:space="0"/>
+          <w:bottom w:val="none" w:color="000000" w:sz="4" w:space="0"/>
+          <w:right w:val="none" w:color="000000" w:sz="4" w:space="0"/>
         </w:tcBorders>
       </w:tcPr>
     </w:tblStylePr>
@@ -26204,9 +26101,9 @@
       </w:tcPr>
     </w:tblStylePr>
   </w:style>
-  <w:style w:type="table" w:styleId="115">
+  <w:style w:type="table" w:styleId="807">
     <w:name w:val="List Table 7 Colorful - Accent 5"/>
-    <w:basedOn w:val="11"/>
+    <w:basedOn w:val="703"/>
     <w:uiPriority w:val="99"/>
     <w:pPr>
       <w:pBdr/>
@@ -26305,11 +26202,11 @@
         <w:tblBorders/>
       </w:tblPr>
       <w:tcPr>
-        <w:shd w:color="ffffff"/>
+        <w:shd w:val="clear" w:color="ffffff"/>
         <w:tcBorders>
-          <w:top w:val="none"/>
-          <w:left w:val="none"/>
-          <w:bottom w:val="none"/>
+          <w:top w:val="none" w:color="000000" w:sz="4" w:space="0"/>
+          <w:left w:val="none" w:color="000000" w:sz="4" w:space="0"/>
+          <w:bottom w:val="none" w:color="000000" w:sz="4" w:space="0"/>
           <w:right w:val="single" w:color="000000" w:themeColor="accent5" w:themeTint="9A" w:sz="4" w:space="0"/>
         </w:tcBorders>
       </w:tcPr>
@@ -26332,10 +26229,10 @@
       <w:tcPr>
         <w:shd w:val="clear" w:color="ffffff" w:themeColor="light1" w:fill="ffffff" w:themeFill="light1"/>
         <w:tcBorders>
-          <w:top w:val="none"/>
-          <w:left w:val="none"/>
+          <w:top w:val="none" w:color="000000" w:sz="4" w:space="0"/>
+          <w:left w:val="none" w:color="000000" w:sz="4" w:space="0"/>
           <w:bottom w:val="single" w:color="000000" w:themeColor="accent5" w:themeTint="9A" w:sz="4" w:space="0"/>
-          <w:right w:val="none"/>
+          <w:right w:val="none" w:color="000000" w:sz="4" w:space="0"/>
         </w:tcBorders>
       </w:tcPr>
     </w:tblStylePr>
@@ -26355,12 +26252,12 @@
         <w:tblBorders/>
       </w:tblPr>
       <w:tcPr>
-        <w:shd w:color="ffffff"/>
+        <w:shd w:val="clear" w:color="ffffff"/>
         <w:tcBorders>
-          <w:top w:val="none"/>
+          <w:top w:val="none" w:color="000000" w:sz="4" w:space="0"/>
           <w:left w:val="single" w:color="000000" w:themeColor="accent5" w:themeTint="9A" w:sz="4" w:space="0"/>
-          <w:bottom w:val="none"/>
-          <w:right w:val="none"/>
+          <w:bottom w:val="none" w:color="000000" w:sz="4" w:space="0"/>
+          <w:right w:val="none" w:color="000000" w:sz="4" w:space="0"/>
         </w:tcBorders>
       </w:tcPr>
     </w:tblStylePr>
@@ -26383,9 +26280,9 @@
         <w:shd w:val="clear" w:color="ffffff" w:themeColor="light1" w:fill="ffffff" w:themeFill="light1"/>
         <w:tcBorders>
           <w:top w:val="single" w:color="000000" w:themeColor="accent5" w:themeTint="9A" w:sz="4" w:space="0"/>
-          <w:left w:val="none"/>
-          <w:bottom w:val="none"/>
-          <w:right w:val="none"/>
+          <w:left w:val="none" w:color="000000" w:sz="4" w:space="0"/>
+          <w:bottom w:val="none" w:color="000000" w:sz="4" w:space="0"/>
+          <w:right w:val="none" w:color="000000" w:sz="4" w:space="0"/>
         </w:tcBorders>
       </w:tcPr>
     </w:tblStylePr>
@@ -26460,9 +26357,9 @@
       </w:tcPr>
     </w:tblStylePr>
   </w:style>
-  <w:style w:type="table" w:styleId="116">
+  <w:style w:type="table" w:styleId="808">
     <w:name w:val="List Table 7 Colorful - Accent 6"/>
-    <w:basedOn w:val="11"/>
+    <w:basedOn w:val="703"/>
     <w:uiPriority w:val="99"/>
     <w:pPr>
       <w:pBdr/>
@@ -26561,11 +26458,11 @@
         <w:tblBorders/>
       </w:tblPr>
       <w:tcPr>
-        <w:shd w:color="ffffff"/>
+        <w:shd w:val="clear" w:color="ffffff"/>
         <w:tcBorders>
-          <w:top w:val="none"/>
-          <w:left w:val="none"/>
-          <w:bottom w:val="none"/>
+          <w:top w:val="none" w:color="000000" w:sz="4" w:space="0"/>
+          <w:left w:val="none" w:color="000000" w:sz="4" w:space="0"/>
+          <w:bottom w:val="none" w:color="000000" w:sz="4" w:space="0"/>
           <w:right w:val="single" w:color="000000" w:themeColor="accent6" w:themeTint="98" w:sz="4" w:space="0"/>
         </w:tcBorders>
       </w:tcPr>
@@ -26588,10 +26485,10 @@
       <w:tcPr>
         <w:shd w:val="clear" w:color="ffffff" w:themeColor="light1" w:fill="ffffff" w:themeFill="light1"/>
         <w:tcBorders>
-          <w:top w:val="none"/>
-          <w:left w:val="none"/>
+          <w:top w:val="none" w:color="000000" w:sz="4" w:space="0"/>
+          <w:left w:val="none" w:color="000000" w:sz="4" w:space="0"/>
           <w:bottom w:val="single" w:color="000000" w:themeColor="accent6" w:themeTint="98" w:sz="4" w:space="0"/>
-          <w:right w:val="none"/>
+          <w:right w:val="none" w:color="000000" w:sz="4" w:space="0"/>
         </w:tcBorders>
       </w:tcPr>
     </w:tblStylePr>
@@ -26611,12 +26508,12 @@
         <w:tblBorders/>
       </w:tblPr>
       <w:tcPr>
-        <w:shd w:color="ffffff"/>
+        <w:shd w:val="clear" w:color="ffffff"/>
         <w:tcBorders>
-          <w:top w:val="none"/>
+          <w:top w:val="none" w:color="000000" w:sz="4" w:space="0"/>
           <w:left w:val="single" w:color="000000" w:themeColor="accent6" w:themeTint="98" w:sz="4" w:space="0"/>
-          <w:bottom w:val="none"/>
-          <w:right w:val="none"/>
+          <w:bottom w:val="none" w:color="000000" w:sz="4" w:space="0"/>
+          <w:right w:val="none" w:color="000000" w:sz="4" w:space="0"/>
         </w:tcBorders>
       </w:tcPr>
     </w:tblStylePr>
@@ -26639,9 +26536,9 @@
         <w:shd w:val="clear" w:color="ffffff" w:themeColor="light1" w:fill="ffffff" w:themeFill="light1"/>
         <w:tcBorders>
           <w:top w:val="single" w:color="000000" w:themeColor="accent6" w:themeTint="98" w:sz="4" w:space="0"/>
-          <w:left w:val="none"/>
-          <w:bottom w:val="none"/>
-          <w:right w:val="none"/>
+          <w:left w:val="none" w:color="000000" w:sz="4" w:space="0"/>
+          <w:bottom w:val="none" w:color="000000" w:sz="4" w:space="0"/>
+          <w:right w:val="none" w:color="000000" w:sz="4" w:space="0"/>
         </w:tcBorders>
       </w:tcPr>
     </w:tblStylePr>
@@ -26716,9 +26613,9 @@
       </w:tcPr>
     </w:tblStylePr>
   </w:style>
-  <w:style w:type="table" w:styleId="117">
+  <w:style w:type="table" w:styleId="809">
     <w:name w:val="Lined - Accent"/>
-    <w:basedOn w:val="11"/>
+    <w:basedOn w:val="703"/>
     <w:uiPriority w:val="99"/>
     <w:pPr>
       <w:pBdr/>
@@ -26953,9 +26850,9 @@
       </w:tcPr>
     </w:tblStylePr>
   </w:style>
-  <w:style w:type="table" w:styleId="118">
+  <w:style w:type="table" w:styleId="810">
     <w:name w:val="Lined - Accent 1"/>
-    <w:basedOn w:val="11"/>
+    <w:basedOn w:val="703"/>
     <w:uiPriority w:val="99"/>
     <w:pPr>
       <w:pBdr/>
@@ -27190,9 +27087,9 @@
       </w:tcPr>
     </w:tblStylePr>
   </w:style>
-  <w:style w:type="table" w:styleId="119">
+  <w:style w:type="table" w:styleId="811">
     <w:name w:val="Lined - Accent 2"/>
-    <w:basedOn w:val="11"/>
+    <w:basedOn w:val="703"/>
     <w:uiPriority w:val="99"/>
     <w:pPr>
       <w:pBdr/>
@@ -27427,9 +27324,9 @@
       </w:tcPr>
     </w:tblStylePr>
   </w:style>
-  <w:style w:type="table" w:styleId="120">
+  <w:style w:type="table" w:styleId="812">
     <w:name w:val="Lined - Accent 3"/>
-    <w:basedOn w:val="11"/>
+    <w:basedOn w:val="703"/>
     <w:uiPriority w:val="99"/>
     <w:pPr>
       <w:pBdr/>
@@ -27664,9 +27561,9 @@
       </w:tcPr>
     </w:tblStylePr>
   </w:style>
-  <w:style w:type="table" w:styleId="121">
+  <w:style w:type="table" w:styleId="813">
     <w:name w:val="Lined - Accent 4"/>
-    <w:basedOn w:val="11"/>
+    <w:basedOn w:val="703"/>
     <w:uiPriority w:val="99"/>
     <w:pPr>
       <w:pBdr/>
@@ -27901,9 +27798,9 @@
       </w:tcPr>
     </w:tblStylePr>
   </w:style>
-  <w:style w:type="table" w:styleId="122">
+  <w:style w:type="table" w:styleId="814">
     <w:name w:val="Lined - Accent 5"/>
-    <w:basedOn w:val="11"/>
+    <w:basedOn w:val="703"/>
     <w:uiPriority w:val="99"/>
     <w:pPr>
       <w:pBdr/>
@@ -28138,9 +28035,9 @@
       </w:tcPr>
     </w:tblStylePr>
   </w:style>
-  <w:style w:type="table" w:styleId="123">
+  <w:style w:type="table" w:styleId="815">
     <w:name w:val="Lined - Accent 6"/>
-    <w:basedOn w:val="11"/>
+    <w:basedOn w:val="703"/>
     <w:uiPriority w:val="99"/>
     <w:pPr>
       <w:pBdr/>
@@ -28375,9 +28272,9 @@
       </w:tcPr>
     </w:tblStylePr>
   </w:style>
-  <w:style w:type="table" w:styleId="124">
+  <w:style w:type="table" w:styleId="816">
     <w:name w:val="Bordered &amp; Lined - Accent"/>
-    <w:basedOn w:val="11"/>
+    <w:basedOn w:val="703"/>
     <w:uiPriority w:val="99"/>
     <w:pPr>
       <w:pBdr/>
@@ -28619,9 +28516,9 @@
       </w:tcPr>
     </w:tblStylePr>
   </w:style>
-  <w:style w:type="table" w:styleId="125">
+  <w:style w:type="table" w:styleId="817">
     <w:name w:val="Bordered &amp; Lined - Accent 1"/>
-    <w:basedOn w:val="11"/>
+    <w:basedOn w:val="703"/>
     <w:uiPriority w:val="99"/>
     <w:pPr>
       <w:pBdr/>
@@ -28863,9 +28760,9 @@
       </w:tcPr>
     </w:tblStylePr>
   </w:style>
-  <w:style w:type="table" w:styleId="126">
+  <w:style w:type="table" w:styleId="818">
     <w:name w:val="Bordered &amp; Lined - Accent 2"/>
-    <w:basedOn w:val="11"/>
+    <w:basedOn w:val="703"/>
     <w:uiPriority w:val="99"/>
     <w:pPr>
       <w:pBdr/>
@@ -29107,9 +29004,9 @@
       </w:tcPr>
     </w:tblStylePr>
   </w:style>
-  <w:style w:type="table" w:styleId="127">
+  <w:style w:type="table" w:styleId="819">
     <w:name w:val="Bordered &amp; Lined - Accent 3"/>
-    <w:basedOn w:val="11"/>
+    <w:basedOn w:val="703"/>
     <w:uiPriority w:val="99"/>
     <w:pPr>
       <w:pBdr/>
@@ -29351,9 +29248,9 @@
       </w:tcPr>
     </w:tblStylePr>
   </w:style>
-  <w:style w:type="table" w:styleId="128">
+  <w:style w:type="table" w:styleId="820">
     <w:name w:val="Bordered &amp; Lined - Accent 4"/>
-    <w:basedOn w:val="11"/>
+    <w:basedOn w:val="703"/>
     <w:uiPriority w:val="99"/>
     <w:pPr>
       <w:pBdr/>
@@ -29595,9 +29492,9 @@
       </w:tcPr>
     </w:tblStylePr>
   </w:style>
-  <w:style w:type="table" w:styleId="129">
+  <w:style w:type="table" w:styleId="821">
     <w:name w:val="Bordered &amp; Lined - Accent 5"/>
-    <w:basedOn w:val="11"/>
+    <w:basedOn w:val="703"/>
     <w:uiPriority w:val="99"/>
     <w:pPr>
       <w:pBdr/>
@@ -29839,9 +29736,9 @@
       </w:tcPr>
     </w:tblStylePr>
   </w:style>
-  <w:style w:type="table" w:styleId="130">
+  <w:style w:type="table" w:styleId="822">
     <w:name w:val="Bordered &amp; Lined - Accent 6"/>
-    <w:basedOn w:val="11"/>
+    <w:basedOn w:val="703"/>
     <w:uiPriority w:val="99"/>
     <w:pPr>
       <w:pBdr/>
@@ -30083,9 +29980,9 @@
       </w:tcPr>
     </w:tblStylePr>
   </w:style>
-  <w:style w:type="table" w:styleId="131">
+  <w:style w:type="table" w:styleId="823">
     <w:name w:val="Bordered"/>
-    <w:basedOn w:val="11"/>
+    <w:basedOn w:val="703"/>
     <w:uiPriority w:val="99"/>
     <w:pPr>
       <w:pBdr/>
@@ -30314,9 +30211,9 @@
       </w:tcPr>
     </w:tblStylePr>
   </w:style>
-  <w:style w:type="table" w:styleId="132">
+  <w:style w:type="table" w:styleId="824">
     <w:name w:val="Bordered - Accent 1"/>
-    <w:basedOn w:val="11"/>
+    <w:basedOn w:val="703"/>
     <w:uiPriority w:val="99"/>
     <w:pPr>
       <w:pBdr/>
@@ -30545,9 +30442,9 @@
       </w:tcPr>
     </w:tblStylePr>
   </w:style>
-  <w:style w:type="table" w:styleId="133">
+  <w:style w:type="table" w:styleId="825">
     <w:name w:val="Bordered - Accent 2"/>
-    <w:basedOn w:val="11"/>
+    <w:basedOn w:val="703"/>
     <w:uiPriority w:val="99"/>
     <w:pPr>
       <w:pBdr/>
@@ -30776,9 +30673,9 @@
       </w:tcPr>
     </w:tblStylePr>
   </w:style>
-  <w:style w:type="table" w:styleId="134">
+  <w:style w:type="table" w:styleId="826">
     <w:name w:val="Bordered - Accent 3"/>
-    <w:basedOn w:val="11"/>
+    <w:basedOn w:val="703"/>
     <w:uiPriority w:val="99"/>
     <w:pPr>
       <w:pBdr/>
@@ -31007,9 +30904,9 @@
       </w:tcPr>
     </w:tblStylePr>
   </w:style>
-  <w:style w:type="table" w:styleId="135">
+  <w:style w:type="table" w:styleId="827">
     <w:name w:val="Bordered - Accent 4"/>
-    <w:basedOn w:val="11"/>
+    <w:basedOn w:val="703"/>
     <w:uiPriority w:val="99"/>
     <w:pPr>
       <w:pBdr/>
@@ -31238,9 +31135,9 @@
       </w:tcPr>
     </w:tblStylePr>
   </w:style>
-  <w:style w:type="table" w:styleId="136">
+  <w:style w:type="table" w:styleId="828">
     <w:name w:val="Bordered - Accent 5"/>
-    <w:basedOn w:val="11"/>
+    <w:basedOn w:val="703"/>
     <w:uiPriority w:val="99"/>
     <w:pPr>
       <w:pBdr/>
@@ -31469,9 +31366,9 @@
       </w:tcPr>
     </w:tblStylePr>
   </w:style>
-  <w:style w:type="table" w:styleId="137">
+  <w:style w:type="table" w:styleId="829">
     <w:name w:val="Bordered - Accent 6"/>
-    <w:basedOn w:val="11"/>
+    <w:basedOn w:val="703"/>
     <w:uiPriority w:val="99"/>
     <w:pPr>
       <w:pBdr/>
@@ -31700,7 +31597,7 @@
       </w:tcPr>
     </w:tblStylePr>
   </w:style>
-  <w:style w:type="paragraph" w:styleId="138" w:default="1">
+  <w:style w:type="paragraph" w:styleId="830" w:default="1">
     <w:name w:val="Normal"/>
     <w:qFormat/>
     <w:pPr>
@@ -31709,11 +31606,11 @@
       <w:ind/>
     </w:pPr>
   </w:style>
-  <w:style w:type="paragraph" w:styleId="145">
+  <w:style w:type="paragraph" w:styleId="831">
     <w:name w:val="Heading 7"/>
-    <w:basedOn w:val="138"/>
-    <w:next w:val="138"/>
-    <w:link w:val="156"/>
+    <w:basedOn w:val="830"/>
+    <w:next w:val="830"/>
+    <w:link w:val="842"/>
     <w:uiPriority w:val="9"/>
     <w:unhideWhenUsed/>
     <w:qFormat/>
@@ -31730,11 +31627,11 @@
       <w:color w:val="595959" w:themeColor="text1" w:themeTint="A6"/>
     </w:rPr>
   </w:style>
-  <w:style w:type="paragraph" w:styleId="146">
+  <w:style w:type="paragraph" w:styleId="832">
     <w:name w:val="Heading 8"/>
-    <w:basedOn w:val="138"/>
-    <w:next w:val="138"/>
-    <w:link w:val="157"/>
+    <w:basedOn w:val="830"/>
+    <w:next w:val="830"/>
+    <w:link w:val="843"/>
     <w:uiPriority w:val="9"/>
     <w:unhideWhenUsed/>
     <w:qFormat/>
@@ -31753,11 +31650,11 @@
       <w:color w:val="272727" w:themeColor="text1" w:themeTint="D8"/>
     </w:rPr>
   </w:style>
-  <w:style w:type="paragraph" w:styleId="147">
+  <w:style w:type="paragraph" w:styleId="833">
     <w:name w:val="Heading 9"/>
-    <w:basedOn w:val="138"/>
-    <w:next w:val="138"/>
-    <w:link w:val="158"/>
+    <w:basedOn w:val="830"/>
+    <w:next w:val="830"/>
+    <w:link w:val="844"/>
     <w:uiPriority w:val="9"/>
     <w:unhideWhenUsed/>
     <w:qFormat/>
@@ -31776,7 +31673,7 @@
       <w:color w:val="272727" w:themeColor="text1" w:themeTint="D8"/>
     </w:rPr>
   </w:style>
-  <w:style w:type="character" w:styleId="148" w:default="1">
+  <w:style w:type="character" w:styleId="834" w:default="1">
     <w:name w:val="Default Paragraph Font"/>
     <w:uiPriority w:val="1"/>
     <w:semiHidden/>
@@ -31787,7 +31684,7 @@
       <w:ind/>
     </w:pPr>
   </w:style>
-  <w:style w:type="numbering" w:styleId="149" w:default="1">
+  <w:style w:type="numbering" w:styleId="835" w:default="1">
     <w:name w:val="No List"/>
     <w:uiPriority w:val="99"/>
     <w:semiHidden/>
@@ -31798,10 +31695,10 @@
       <w:ind/>
     </w:pPr>
   </w:style>
-  <w:style w:type="character" w:styleId="150">
+  <w:style w:type="character" w:styleId="836">
     <w:name w:val="Heading 1 Char"/>
-    <w:basedOn w:val="148"/>
-    <w:link w:val="706"/>
+    <w:basedOn w:val="834"/>
+    <w:link w:val="878"/>
     <w:uiPriority w:val="9"/>
     <w:pPr>
       <w:pBdr/>
@@ -31815,10 +31712,10 @@
       <w:szCs w:val="40"/>
     </w:rPr>
   </w:style>
-  <w:style w:type="character" w:styleId="151">
+  <w:style w:type="character" w:styleId="837">
     <w:name w:val="Heading 2 Char"/>
-    <w:basedOn w:val="148"/>
-    <w:link w:val="707"/>
+    <w:basedOn w:val="834"/>
+    <w:link w:val="879"/>
     <w:uiPriority w:val="9"/>
     <w:pPr>
       <w:pBdr/>
@@ -31832,10 +31729,10 @@
       <w:szCs w:val="32"/>
     </w:rPr>
   </w:style>
-  <w:style w:type="character" w:styleId="152">
+  <w:style w:type="character" w:styleId="838">
     <w:name w:val="Heading 3 Char"/>
-    <w:basedOn w:val="148"/>
-    <w:link w:val="708"/>
+    <w:basedOn w:val="834"/>
+    <w:link w:val="880"/>
     <w:uiPriority w:val="9"/>
     <w:pPr>
       <w:pBdr/>
@@ -31849,10 +31746,10 @@
       <w:szCs w:val="28"/>
     </w:rPr>
   </w:style>
-  <w:style w:type="character" w:styleId="153">
+  <w:style w:type="character" w:styleId="839">
     <w:name w:val="Heading 4 Char"/>
-    <w:basedOn w:val="148"/>
-    <w:link w:val="709"/>
+    <w:basedOn w:val="834"/>
+    <w:link w:val="881"/>
     <w:uiPriority w:val="9"/>
     <w:pPr>
       <w:pBdr/>
@@ -31866,10 +31763,10 @@
       <w:color w:val="0f4761" w:themeColor="accent1" w:themeShade="BF"/>
     </w:rPr>
   </w:style>
-  <w:style w:type="character" w:styleId="154">
+  <w:style w:type="character" w:styleId="840">
     <w:name w:val="Heading 5 Char"/>
-    <w:basedOn w:val="148"/>
-    <w:link w:val="710"/>
+    <w:basedOn w:val="834"/>
+    <w:link w:val="882"/>
     <w:uiPriority w:val="9"/>
     <w:pPr>
       <w:pBdr/>
@@ -31881,10 +31778,10 @@
       <w:color w:val="0f4761" w:themeColor="accent1" w:themeShade="BF"/>
     </w:rPr>
   </w:style>
-  <w:style w:type="character" w:styleId="155">
+  <w:style w:type="character" w:styleId="841">
     <w:name w:val="Heading 6 Char"/>
-    <w:basedOn w:val="148"/>
-    <w:link w:val="711"/>
+    <w:basedOn w:val="834"/>
+    <w:link w:val="883"/>
     <w:uiPriority w:val="9"/>
     <w:pPr>
       <w:pBdr/>
@@ -31898,10 +31795,10 @@
       <w:color w:val="595959" w:themeColor="text1" w:themeTint="A6"/>
     </w:rPr>
   </w:style>
-  <w:style w:type="character" w:styleId="156">
+  <w:style w:type="character" w:styleId="842">
     <w:name w:val="Heading 7 Char"/>
-    <w:basedOn w:val="148"/>
-    <w:link w:val="145"/>
+    <w:basedOn w:val="834"/>
+    <w:link w:val="831"/>
     <w:uiPriority w:val="9"/>
     <w:pPr>
       <w:pBdr/>
@@ -31913,10 +31810,10 @@
       <w:color w:val="595959" w:themeColor="text1" w:themeTint="A6"/>
     </w:rPr>
   </w:style>
-  <w:style w:type="character" w:styleId="157">
+  <w:style w:type="character" w:styleId="843">
     <w:name w:val="Heading 8 Char"/>
-    <w:basedOn w:val="148"/>
-    <w:link w:val="146"/>
+    <w:basedOn w:val="834"/>
+    <w:link w:val="832"/>
     <w:uiPriority w:val="9"/>
     <w:pPr>
       <w:pBdr/>
@@ -31930,10 +31827,10 @@
       <w:color w:val="272727" w:themeColor="text1" w:themeTint="D8"/>
     </w:rPr>
   </w:style>
-  <w:style w:type="character" w:styleId="158">
+  <w:style w:type="character" w:styleId="844">
     <w:name w:val="Heading 9 Char"/>
-    <w:basedOn w:val="148"/>
-    <w:link w:val="147"/>
+    <w:basedOn w:val="834"/>
+    <w:link w:val="833"/>
     <w:uiPriority w:val="9"/>
     <w:pPr>
       <w:pBdr/>
@@ -31947,10 +31844,10 @@
       <w:color w:val="272727" w:themeColor="text1" w:themeTint="D8"/>
     </w:rPr>
   </w:style>
-  <w:style w:type="character" w:styleId="160">
+  <w:style w:type="character" w:styleId="845">
     <w:name w:val="Title Char"/>
-    <w:basedOn w:val="148"/>
-    <w:link w:val="705"/>
+    <w:basedOn w:val="834"/>
+    <w:link w:val="877"/>
     <w:uiPriority w:val="10"/>
     <w:pPr>
       <w:pBdr/>
@@ -31964,11 +31861,11 @@
       <w:szCs w:val="56"/>
     </w:rPr>
   </w:style>
-  <w:style w:type="paragraph" w:styleId="161">
+  <w:style w:type="paragraph" w:styleId="846">
     <w:name w:val="Subtitle"/>
-    <w:basedOn w:val="138"/>
-    <w:next w:val="138"/>
-    <w:link w:val="162"/>
+    <w:basedOn w:val="830"/>
+    <w:next w:val="830"/>
+    <w:link w:val="847"/>
     <w:uiPriority w:val="11"/>
     <w:qFormat/>
     <w:pPr>
@@ -31986,10 +31883,10 @@
       <w:szCs w:val="28"/>
     </w:rPr>
   </w:style>
-  <w:style w:type="character" w:styleId="162">
+  <w:style w:type="character" w:styleId="847">
     <w:name w:val="Subtitle Char"/>
-    <w:basedOn w:val="148"/>
-    <w:link w:val="161"/>
+    <w:basedOn w:val="834"/>
+    <w:link w:val="846"/>
     <w:uiPriority w:val="11"/>
     <w:pPr>
       <w:pBdr/>
@@ -32003,11 +31900,11 @@
       <w:szCs w:val="28"/>
     </w:rPr>
   </w:style>
-  <w:style w:type="paragraph" w:styleId="163">
+  <w:style w:type="paragraph" w:styleId="848">
     <w:name w:val="Quote"/>
-    <w:basedOn w:val="138"/>
-    <w:next w:val="138"/>
-    <w:link w:val="164"/>
+    <w:basedOn w:val="830"/>
+    <w:next w:val="830"/>
+    <w:link w:val="849"/>
     <w:uiPriority w:val="29"/>
     <w:qFormat/>
     <w:pPr>
@@ -32022,10 +31919,10 @@
       <w:color w:val="404040" w:themeColor="text1" w:themeTint="BF"/>
     </w:rPr>
   </w:style>
-  <w:style w:type="character" w:styleId="164">
+  <w:style w:type="character" w:styleId="849">
     <w:name w:val="Quote Char"/>
-    <w:basedOn w:val="148"/>
-    <w:link w:val="163"/>
+    <w:basedOn w:val="834"/>
+    <w:link w:val="848"/>
     <w:uiPriority w:val="29"/>
     <w:pPr>
       <w:pBdr/>
@@ -32038,9 +31935,9 @@
       <w:color w:val="404040" w:themeColor="text1" w:themeTint="BF"/>
     </w:rPr>
   </w:style>
-  <w:style w:type="character" w:styleId="166">
+  <w:style w:type="character" w:styleId="850">
     <w:name w:val="Intense Emphasis"/>
-    <w:basedOn w:val="148"/>
+    <w:basedOn w:val="834"/>
     <w:uiPriority w:val="21"/>
     <w:qFormat/>
     <w:pPr>
@@ -32054,11 +31951,11 @@
       <w:color w:val="0f4761" w:themeColor="accent1" w:themeShade="BF"/>
     </w:rPr>
   </w:style>
-  <w:style w:type="paragraph" w:styleId="167">
+  <w:style w:type="paragraph" w:styleId="851">
     <w:name w:val="Intense Quote"/>
-    <w:basedOn w:val="138"/>
-    <w:next w:val="138"/>
-    <w:link w:val="168"/>
+    <w:basedOn w:val="830"/>
+    <w:next w:val="830"/>
+    <w:link w:val="852"/>
     <w:uiPriority w:val="30"/>
     <w:qFormat/>
     <w:pPr>
@@ -32076,10 +31973,10 @@
       <w:color w:val="0f4761" w:themeColor="accent1" w:themeShade="BF"/>
     </w:rPr>
   </w:style>
-  <w:style w:type="character" w:styleId="168">
+  <w:style w:type="character" w:styleId="852">
     <w:name w:val="Intense Quote Char"/>
-    <w:basedOn w:val="148"/>
-    <w:link w:val="167"/>
+    <w:basedOn w:val="834"/>
+    <w:link w:val="851"/>
     <w:uiPriority w:val="30"/>
     <w:pPr>
       <w:pBdr/>
@@ -32092,9 +31989,9 @@
       <w:color w:val="0f4761" w:themeColor="accent1" w:themeShade="BF"/>
     </w:rPr>
   </w:style>
-  <w:style w:type="character" w:styleId="169">
+  <w:style w:type="character" w:styleId="853">
     <w:name w:val="Intense Reference"/>
-    <w:basedOn w:val="148"/>
+    <w:basedOn w:val="834"/>
     <w:uiPriority w:val="32"/>
     <w:qFormat/>
     <w:pPr>
@@ -32110,9 +32007,9 @@
       <w:spacing w:val="5"/>
     </w:rPr>
   </w:style>
-  <w:style w:type="paragraph" w:styleId="170">
+  <w:style w:type="paragraph" w:styleId="854">
     <w:name w:val="No Spacing"/>
-    <w:basedOn w:val="138"/>
+    <w:basedOn w:val="830"/>
     <w:uiPriority w:val="1"/>
     <w:qFormat/>
     <w:pPr>
@@ -32121,9 +32018,9 @@
       <w:ind/>
     </w:pPr>
   </w:style>
-  <w:style w:type="character" w:styleId="171">
+  <w:style w:type="character" w:styleId="855">
     <w:name w:val="Subtle Emphasis"/>
-    <w:basedOn w:val="148"/>
+    <w:basedOn w:val="834"/>
     <w:uiPriority w:val="19"/>
     <w:qFormat/>
     <w:pPr>
@@ -32137,9 +32034,9 @@
       <w:color w:val="404040" w:themeColor="text1" w:themeTint="BF"/>
     </w:rPr>
   </w:style>
-  <w:style w:type="character" w:styleId="172">
+  <w:style w:type="character" w:styleId="856">
     <w:name w:val="Emphasis"/>
-    <w:basedOn w:val="148"/>
+    <w:basedOn w:val="834"/>
     <w:uiPriority w:val="20"/>
     <w:qFormat/>
     <w:pPr>
@@ -32152,9 +32049,9 @@
       <w:iCs/>
     </w:rPr>
   </w:style>
-  <w:style w:type="character" w:styleId="174">
+  <w:style w:type="character" w:styleId="857">
     <w:name w:val="Subtle Reference"/>
-    <w:basedOn w:val="148"/>
+    <w:basedOn w:val="834"/>
     <w:uiPriority w:val="31"/>
     <w:qFormat/>
     <w:pPr>
@@ -32167,9 +32064,9 @@
       <w:color w:val="5a5a5a" w:themeColor="text1" w:themeTint="A5"/>
     </w:rPr>
   </w:style>
-  <w:style w:type="character" w:styleId="175">
+  <w:style w:type="character" w:styleId="858">
     <w:name w:val="Book Title"/>
-    <w:basedOn w:val="148"/>
+    <w:basedOn w:val="834"/>
     <w:uiPriority w:val="33"/>
     <w:qFormat/>
     <w:pPr>
@@ -32185,10 +32082,10 @@
       <w:spacing w:val="5"/>
     </w:rPr>
   </w:style>
-  <w:style w:type="paragraph" w:styleId="176">
+  <w:style w:type="paragraph" w:styleId="859">
     <w:name w:val="Header"/>
-    <w:basedOn w:val="138"/>
-    <w:link w:val="177"/>
+    <w:basedOn w:val="830"/>
+    <w:link w:val="860"/>
     <w:uiPriority w:val="99"/>
     <w:unhideWhenUsed/>
     <w:pPr>
@@ -32201,10 +32098,10 @@
       <w:ind/>
     </w:pPr>
   </w:style>
-  <w:style w:type="character" w:styleId="177">
+  <w:style w:type="character" w:styleId="860">
     <w:name w:val="Header Char"/>
-    <w:basedOn w:val="148"/>
-    <w:link w:val="176"/>
+    <w:basedOn w:val="834"/>
+    <w:link w:val="859"/>
     <w:uiPriority w:val="99"/>
     <w:pPr>
       <w:pBdr/>
@@ -32212,10 +32109,10 @@
       <w:ind/>
     </w:pPr>
   </w:style>
-  <w:style w:type="paragraph" w:styleId="178">
+  <w:style w:type="paragraph" w:styleId="861">
     <w:name w:val="Footer"/>
-    <w:basedOn w:val="138"/>
-    <w:link w:val="179"/>
+    <w:basedOn w:val="830"/>
+    <w:link w:val="862"/>
     <w:uiPriority w:val="99"/>
     <w:unhideWhenUsed/>
     <w:pPr>
@@ -32228,10 +32125,10 @@
       <w:ind/>
     </w:pPr>
   </w:style>
-  <w:style w:type="character" w:styleId="179">
+  <w:style w:type="character" w:styleId="862">
     <w:name w:val="Footer Char"/>
-    <w:basedOn w:val="148"/>
-    <w:link w:val="178"/>
+    <w:basedOn w:val="834"/>
+    <w:link w:val="861"/>
     <w:uiPriority w:val="99"/>
     <w:pPr>
       <w:pBdr/>
@@ -32239,10 +32136,10 @@
       <w:ind/>
     </w:pPr>
   </w:style>
-  <w:style w:type="paragraph" w:styleId="180">
+  <w:style w:type="paragraph" w:styleId="863">
     <w:name w:val="Caption"/>
-    <w:basedOn w:val="138"/>
-    <w:next w:val="138"/>
+    <w:basedOn w:val="830"/>
+    <w:next w:val="830"/>
     <w:uiPriority w:val="35"/>
     <w:unhideWhenUsed/>
     <w:qFormat/>
@@ -32259,9 +32156,9 @@
       <w:szCs w:val="18"/>
     </w:rPr>
   </w:style>
-  <w:style w:type="character" w:styleId="188">
+  <w:style w:type="character" w:styleId="864">
     <w:name w:val="FollowedHyperlink"/>
-    <w:basedOn w:val="148"/>
+    <w:basedOn w:val="834"/>
     <w:uiPriority w:val="99"/>
     <w:semiHidden/>
     <w:unhideWhenUsed/>
@@ -32275,10 +32172,10 @@
       <w:u w:val="single"/>
     </w:rPr>
   </w:style>
-  <w:style w:type="paragraph" w:styleId="189">
+  <w:style w:type="paragraph" w:styleId="865">
     <w:name w:val="toc 1"/>
-    <w:basedOn w:val="138"/>
-    <w:next w:val="138"/>
+    <w:basedOn w:val="830"/>
+    <w:next w:val="830"/>
     <w:uiPriority w:val="39"/>
     <w:unhideWhenUsed/>
     <w:pPr>
@@ -32287,10 +32184,10 @@
       <w:ind/>
     </w:pPr>
   </w:style>
-  <w:style w:type="paragraph" w:styleId="190">
+  <w:style w:type="paragraph" w:styleId="866">
     <w:name w:val="toc 2"/>
-    <w:basedOn w:val="138"/>
-    <w:next w:val="138"/>
+    <w:basedOn w:val="830"/>
+    <w:next w:val="830"/>
     <w:uiPriority w:val="39"/>
     <w:unhideWhenUsed/>
     <w:pPr>
@@ -32299,10 +32196,10 @@
       <w:ind w:left="220"/>
     </w:pPr>
   </w:style>
-  <w:style w:type="paragraph" w:styleId="191">
+  <w:style w:type="paragraph" w:styleId="867">
     <w:name w:val="toc 3"/>
-    <w:basedOn w:val="138"/>
-    <w:next w:val="138"/>
+    <w:basedOn w:val="830"/>
+    <w:next w:val="830"/>
     <w:uiPriority w:val="39"/>
     <w:unhideWhenUsed/>
     <w:pPr>
@@ -32311,10 +32208,10 @@
       <w:ind w:left="440"/>
     </w:pPr>
   </w:style>
-  <w:style w:type="paragraph" w:styleId="192">
+  <w:style w:type="paragraph" w:styleId="868">
     <w:name w:val="toc 4"/>
-    <w:basedOn w:val="138"/>
-    <w:next w:val="138"/>
+    <w:basedOn w:val="830"/>
+    <w:next w:val="830"/>
     <w:uiPriority w:val="39"/>
     <w:unhideWhenUsed/>
     <w:pPr>
@@ -32323,10 +32220,10 @@
       <w:ind w:left="660"/>
     </w:pPr>
   </w:style>
-  <w:style w:type="paragraph" w:styleId="193">
+  <w:style w:type="paragraph" w:styleId="869">
     <w:name w:val="toc 5"/>
-    <w:basedOn w:val="138"/>
-    <w:next w:val="138"/>
+    <w:basedOn w:val="830"/>
+    <w:next w:val="830"/>
     <w:uiPriority w:val="39"/>
     <w:unhideWhenUsed/>
     <w:pPr>
@@ -32335,10 +32232,10 @@
       <w:ind w:left="880"/>
     </w:pPr>
   </w:style>
-  <w:style w:type="paragraph" w:styleId="194">
+  <w:style w:type="paragraph" w:styleId="870">
     <w:name w:val="toc 6"/>
-    <w:basedOn w:val="138"/>
-    <w:next w:val="138"/>
+    <w:basedOn w:val="830"/>
+    <w:next w:val="830"/>
     <w:uiPriority w:val="39"/>
     <w:unhideWhenUsed/>
     <w:pPr>
@@ -32347,10 +32244,10 @@
       <w:ind w:left="1100"/>
     </w:pPr>
   </w:style>
-  <w:style w:type="paragraph" w:styleId="195">
+  <w:style w:type="paragraph" w:styleId="871">
     <w:name w:val="toc 7"/>
-    <w:basedOn w:val="138"/>
-    <w:next w:val="138"/>
+    <w:basedOn w:val="830"/>
+    <w:next w:val="830"/>
     <w:uiPriority w:val="39"/>
     <w:unhideWhenUsed/>
     <w:pPr>
@@ -32359,10 +32256,10 @@
       <w:ind w:left="1320"/>
     </w:pPr>
   </w:style>
-  <w:style w:type="paragraph" w:styleId="196">
+  <w:style w:type="paragraph" w:styleId="872">
     <w:name w:val="toc 8"/>
-    <w:basedOn w:val="138"/>
-    <w:next w:val="138"/>
+    <w:basedOn w:val="830"/>
+    <w:next w:val="830"/>
     <w:uiPriority w:val="39"/>
     <w:unhideWhenUsed/>
     <w:pPr>
@@ -32371,10 +32268,10 @@
       <w:ind w:left="1540"/>
     </w:pPr>
   </w:style>
-  <w:style w:type="paragraph" w:styleId="197">
+  <w:style w:type="paragraph" w:styleId="873">
     <w:name w:val="toc 9"/>
-    <w:basedOn w:val="138"/>
-    <w:next w:val="138"/>
+    <w:basedOn w:val="830"/>
+    <w:next w:val="830"/>
     <w:uiPriority w:val="39"/>
     <w:unhideWhenUsed/>
     <w:pPr>
@@ -32383,9 +32280,9 @@
       <w:ind w:left="1760"/>
     </w:pPr>
   </w:style>
-  <w:style w:type="character" w:styleId="198">
+  <w:style w:type="character" w:styleId="874">
     <w:name w:val="Placeholder Text"/>
-    <w:basedOn w:val="148"/>
+    <w:basedOn w:val="834"/>
     <w:uiPriority w:val="99"/>
     <w:semiHidden/>
     <w:pPr>
@@ -32397,7 +32294,7 @@
       <w:color w:val="666666"/>
     </w:rPr>
   </w:style>
-  <w:style w:type="paragraph" w:styleId="208">
+  <w:style w:type="paragraph" w:styleId="875">
     <w:name w:val="TOC Heading"/>
     <w:uiPriority w:val="39"/>
     <w:unhideWhenUsed/>
@@ -32407,10 +32304,10 @@
       <w:ind/>
     </w:pPr>
   </w:style>
-  <w:style w:type="paragraph" w:styleId="209">
+  <w:style w:type="paragraph" w:styleId="876">
     <w:name w:val="table of figures"/>
-    <w:basedOn w:val="138"/>
-    <w:next w:val="138"/>
+    <w:basedOn w:val="830"/>
+    <w:next w:val="830"/>
     <w:uiPriority w:val="99"/>
     <w:unhideWhenUsed/>
     <w:pPr>
@@ -32419,7 +32316,7 @@
       <w:ind/>
     </w:pPr>
   </w:style>
-  <w:style w:type="paragraph" w:styleId="705">
+  <w:style w:type="paragraph" w:styleId="877">
     <w:name w:val="Title"/>
     <w:qFormat/>
     <w:pPr>
@@ -32432,7 +32329,7 @@
       <w:szCs w:val="56"/>
     </w:rPr>
   </w:style>
-  <w:style w:type="paragraph" w:styleId="706">
+  <w:style w:type="paragraph" w:styleId="878">
     <w:name w:val="Heading 1"/>
     <w:qFormat/>
     <w:pPr>
@@ -32446,7 +32343,7 @@
       <w:szCs w:val="32"/>
     </w:rPr>
   </w:style>
-  <w:style w:type="paragraph" w:styleId="707">
+  <w:style w:type="paragraph" w:styleId="879">
     <w:name w:val="Heading 2"/>
     <w:qFormat/>
     <w:pPr>
@@ -32460,7 +32357,7 @@
       <w:szCs w:val="26"/>
     </w:rPr>
   </w:style>
-  <w:style w:type="paragraph" w:styleId="708">
+  <w:style w:type="paragraph" w:styleId="880">
     <w:name w:val="Heading 3"/>
     <w:qFormat/>
     <w:pPr>
@@ -32474,7 +32371,7 @@
       <w:szCs w:val="24"/>
     </w:rPr>
   </w:style>
-  <w:style w:type="paragraph" w:styleId="709">
+  <w:style w:type="paragraph" w:styleId="881">
     <w:name w:val="Heading 4"/>
     <w:qFormat/>
     <w:pPr>
@@ -32488,7 +32385,7 @@
       <w:color w:val="2e74b5"/>
     </w:rPr>
   </w:style>
-  <w:style w:type="paragraph" w:styleId="710">
+  <w:style w:type="paragraph" w:styleId="882">
     <w:name w:val="Heading 5"/>
     <w:qFormat/>
     <w:pPr>
@@ -32500,7 +32397,7 @@
       <w:color w:val="2e74b5"/>
     </w:rPr>
   </w:style>
-  <w:style w:type="paragraph" w:styleId="711">
+  <w:style w:type="paragraph" w:styleId="883">
     <w:name w:val="Heading 6"/>
     <w:qFormat/>
     <w:pPr>
@@ -32512,7 +32409,7 @@
       <w:color w:val="1f4d78"/>
     </w:rPr>
   </w:style>
-  <w:style w:type="paragraph" w:styleId="712">
+  <w:style w:type="paragraph" w:styleId="884">
     <w:name w:val="Strong"/>
     <w:qFormat/>
     <w:pPr>
@@ -32525,7 +32422,7 @@
       <w:bCs/>
     </w:rPr>
   </w:style>
-  <w:style w:type="paragraph" w:styleId="713">
+  <w:style w:type="paragraph" w:styleId="885">
     <w:name w:val="List Paragraph"/>
     <w:qFormat/>
     <w:pPr>
@@ -32534,7 +32431,7 @@
       <w:ind/>
     </w:pPr>
   </w:style>
-  <w:style w:type="character" w:styleId="714">
+  <w:style w:type="character" w:styleId="886">
     <w:name w:val="Hyperlink"/>
     <w:uiPriority w:val="99"/>
     <w:unhideWhenUsed/>
@@ -32548,7 +32445,7 @@
       <w:u w:val="single"/>
     </w:rPr>
   </w:style>
-  <w:style w:type="character" w:styleId="715">
+  <w:style w:type="character" w:styleId="887">
     <w:name w:val="footnote reference"/>
     <w:uiPriority w:val="99"/>
     <w:semiHidden/>
@@ -32562,9 +32459,9 @@
       <w:vertAlign w:val="superscript"/>
     </w:rPr>
   </w:style>
-  <w:style w:type="paragraph" w:styleId="716">
+  <w:style w:type="paragraph" w:styleId="888">
     <w:name w:val="footnote text"/>
-    <w:link w:val="717"/>
+    <w:link w:val="889"/>
     <w:uiPriority w:val="99"/>
     <w:semiHidden/>
     <w:unhideWhenUsed/>
@@ -32578,9 +32475,9 @@
       <w:szCs w:val="20"/>
     </w:rPr>
   </w:style>
-  <w:style w:type="character" w:styleId="717">
+  <w:style w:type="character" w:styleId="889">
     <w:name w:val="Footnote Text Char"/>
-    <w:link w:val="716"/>
+    <w:link w:val="888"/>
     <w:uiPriority w:val="99"/>
     <w:semiHidden/>
     <w:unhideWhenUsed/>
@@ -32594,7 +32491,7 @@
       <w:szCs w:val="20"/>
     </w:rPr>
   </w:style>
-  <w:style w:type="character" w:styleId="718">
+  <w:style w:type="character" w:styleId="890">
     <w:name w:val="endnote reference"/>
     <w:uiPriority w:val="99"/>
     <w:semiHidden/>
@@ -32608,9 +32505,9 @@
       <w:vertAlign w:val="superscript"/>
     </w:rPr>
   </w:style>
-  <w:style w:type="paragraph" w:styleId="719">
+  <w:style w:type="paragraph" w:styleId="891">
     <w:name w:val="endnote text"/>
-    <w:link w:val="720"/>
+    <w:link w:val="892"/>
     <w:uiPriority w:val="99"/>
     <w:semiHidden/>
     <w:unhideWhenUsed/>
@@ -32624,9 +32521,9 @@
       <w:szCs w:val="20"/>
     </w:rPr>
   </w:style>
-  <w:style w:type="character" w:styleId="720">
+  <w:style w:type="character" w:styleId="892">
     <w:name w:val="Endnote Text Char"/>
-    <w:link w:val="719"/>
+    <w:link w:val="891"/>
     <w:uiPriority w:val="99"/>
     <w:semiHidden/>
     <w:unhideWhenUsed/>
